--- a/20260831_Models_1029.docx
+++ b/20260831_Models_1029.docx
@@ -7,7 +7,7 @@
         <w:rPr>
           <w:b/>
         </w:rPr>
-        <w:t>20260831 Consolidated Model Results (Session 1029)</w:t>
+        <w:t>20260831 Consolidated Model Results with Detailed Explainers (Session 1029)</w:t>
       </w:r>
     </w:p>
     <w:p>
@@ -15,7 +15,7 @@
         <w:rPr>
           <w:sz w:val="18"/>
         </w:rPr>
-        <w:t>This document consolidates prior-session outputs for updated LASSO 6MWT4 models (with explainers) and IPCW extrapolated predicted 6MWT workflows. Most recent patient dataset reference: 20260831_LASSO_0802.xlsx.</w:t>
+        <w:t>This document consolidates refreshed six-model LASSO 6MWT4 outputs and IPCW extrapolated predicted 6MWT workflows. It adds detailed explainers and feature-importance summaries so the ranking of each workflow can be interpreted clinically rather than only compared numerically. Most recent patient dataset reference: 20260831_LASSO_1047.xlsx.</w:t>
       </w:r>
     </w:p>
     <w:p/>
@@ -525,7 +525,7 @@
         <w:rPr>
           <w:sz w:val="18"/>
         </w:rPr>
-        <w:t>• Model 2 (CPANM-GS) achieved the highest cross-validated explanatory power (CV R²=0.5154).</w:t>
+        <w:t>• Model 2 achieved the highest cross-validated fit (CV R²=0.5154) while preserving 27 stable predictors.</w:t>
       </w:r>
     </w:p>
     <w:p>
@@ -533,7 +533,7 @@
         <w:rPr>
           <w:sz w:val="18"/>
         </w:rPr>
-        <w:t>• Model 3 (CPANM-NGS) retained strong performance (CV R²=0.5041) without gait-speed imputation.</w:t>
+        <w:t>• Model 3 remained close behind without gait-speed imputation (CV R²=0.5041), so gait speed adds value but is not the sole driver of performance.</w:t>
       </w:r>
     </w:p>
     <w:p>
@@ -541,7 +541,7 @@
         <w:rPr>
           <w:sz w:val="18"/>
         </w:rPr>
-        <w:t>• Model 2 vs Model 3 indicates a modest incremental gain from imputed gait speed (ΔR²=+0.0113).</w:t>
+        <w:t>• Model 4 stayed the most deployable bedside model with only 4 predictors and CV R²=0.4836.</w:t>
       </w:r>
     </w:p>
     <w:p>
@@ -549,7 +549,7 @@
         <w:rPr>
           <w:sz w:val="18"/>
         </w:rPr>
-        <w:t>• Model 6 (neurological/comorbidity-only reference) underperformed (CV R²=0.2442), supporting functional T1 dominance.</w:t>
+        <w:t>• Model 6 was the weakest reference model (CV R²=0.2442), highlighting the importance of functional T1 information.</w:t>
       </w:r>
     </w:p>
     <w:p>
@@ -557,9 +557,3671 @@
         <w:rPr>
           <w:sz w:val="18"/>
         </w:rPr>
-        <w:t>• Bedside model (Model 4) remained compact (4 predictors) with competitive CV R²=0.4836.</w:t>
+        <w:t>• Across the leading LASSO models, balance, age, gait speed, and sex consistently remained among the most stable signals.</w:t>
       </w:r>
     </w:p>
+    <w:p/>
+    <w:p>
+      <w:r>
+        <w:rPr>
+          <w:b/>
+        </w:rPr>
+        <w:t>Model 1: demographic + functional T1 (with gait speed imputed)</w:t>
+      </w:r>
+    </w:p>
+    <w:p>
+      <w:r>
+        <w:rPr>
+          <w:sz w:val="18"/>
+        </w:rPr>
+        <w:t>This model used 12 candidate predictors and ranked with CV R² 0.4906, CV MAE 95.07 m, and an apparent-minus-OOF R² gap of 0.0271. It retained 9 stable predictors out of 11 non-zero full-fit coefficients.</w:t>
+      </w:r>
+    </w:p>
+    <w:p>
+      <w:r>
+        <w:rPr>
+          <w:sz w:val="16"/>
+        </w:rPr>
+        <w:t>Top positive contributors: BBS1 (+61.3; freq 100%), Gait_Speed_1_Imputed (+33.1; freq 100%), FuglUE1 (+23.8; freq 100%), Sex, F0 M1 (+15.7; freq 100%), EuroQoL5D1 (+10.7; freq 96%).</w:t>
+      </w:r>
+    </w:p>
+    <w:p>
+      <w:r>
+        <w:rPr>
+          <w:sz w:val="16"/>
+        </w:rPr>
+        <w:t>Top negative contributors: Age (-39.1; freq 100%), MNA1 (-11.8; freq 97%), MRS1 (-6.3; freq 80%), IADL1 (-4.6; freq 74%).</w:t>
+      </w:r>
+    </w:p>
+    <w:tbl>
+      <w:tblPr>
+        <w:tblStyle w:val="TableGrid"/>
+        <w:tblW w:type="auto" w:w="0"/>
+        <w:tblLook w:firstColumn="1" w:firstRow="1" w:lastColumn="0" w:lastRow="0" w:noHBand="0" w:noVBand="1" w:val="04A0"/>
+      </w:tblPr>
+      <w:tblGrid>
+        <w:gridCol w:w="1728"/>
+        <w:gridCol w:w="1728"/>
+        <w:gridCol w:w="1728"/>
+        <w:gridCol w:w="1728"/>
+        <w:gridCol w:w="1728"/>
+      </w:tblGrid>
+      <w:tr>
+        <w:tc>
+          <w:tcPr>
+            <w:tcW w:type="dxa" w:w="1728"/>
+          </w:tcPr>
+          <w:p>
+            <w:r>
+              <w:rPr>
+                <w:b/>
+                <w:sz w:val="18"/>
+              </w:rPr>
+              <w:t>Predictor</w:t>
+            </w:r>
+          </w:p>
+        </w:tc>
+        <w:tc>
+          <w:tcPr>
+            <w:tcW w:type="dxa" w:w="1728"/>
+          </w:tcPr>
+          <w:p>
+            <w:r>
+              <w:rPr>
+                <w:b/>
+                <w:sz w:val="18"/>
+              </w:rPr>
+              <w:t>Direction</w:t>
+            </w:r>
+          </w:p>
+        </w:tc>
+        <w:tc>
+          <w:tcPr>
+            <w:tcW w:type="dxa" w:w="1728"/>
+          </w:tcPr>
+          <w:p>
+            <w:r>
+              <w:rPr>
+                <w:b/>
+                <w:sz w:val="18"/>
+              </w:rPr>
+              <w:t>Boot mean coef</w:t>
+            </w:r>
+          </w:p>
+        </w:tc>
+        <w:tc>
+          <w:tcPr>
+            <w:tcW w:type="dxa" w:w="1728"/>
+          </w:tcPr>
+          <w:p>
+            <w:r>
+              <w:rPr>
+                <w:b/>
+                <w:sz w:val="18"/>
+              </w:rPr>
+              <w:t>Selection freq</w:t>
+            </w:r>
+          </w:p>
+        </w:tc>
+        <w:tc>
+          <w:tcPr>
+            <w:tcW w:type="dxa" w:w="1728"/>
+          </w:tcPr>
+          <w:p>
+            <w:r>
+              <w:rPr>
+                <w:b/>
+                <w:sz w:val="18"/>
+              </w:rPr>
+              <w:t>Stable</w:t>
+            </w:r>
+          </w:p>
+        </w:tc>
+      </w:tr>
+      <w:tr>
+        <w:tc>
+          <w:tcPr>
+            <w:tcW w:type="dxa" w:w="1728"/>
+          </w:tcPr>
+          <w:p>
+            <w:r>
+              <w:rPr>
+                <w:sz w:val="18"/>
+              </w:rPr>
+              <w:t>BBS1</w:t>
+            </w:r>
+          </w:p>
+        </w:tc>
+        <w:tc>
+          <w:tcPr>
+            <w:tcW w:type="dxa" w:w="1728"/>
+          </w:tcPr>
+          <w:p>
+            <w:r>
+              <w:rPr>
+                <w:sz w:val="18"/>
+              </w:rPr>
+              <w:t>Positive</w:t>
+            </w:r>
+          </w:p>
+        </w:tc>
+        <w:tc>
+          <w:tcPr>
+            <w:tcW w:type="dxa" w:w="1728"/>
+          </w:tcPr>
+          <w:p>
+            <w:r>
+              <w:rPr>
+                <w:sz w:val="18"/>
+              </w:rPr>
+              <w:t>61.3414</w:t>
+            </w:r>
+          </w:p>
+        </w:tc>
+        <w:tc>
+          <w:tcPr>
+            <w:tcW w:type="dxa" w:w="1728"/>
+          </w:tcPr>
+          <w:p>
+            <w:r>
+              <w:rPr>
+                <w:sz w:val="18"/>
+              </w:rPr>
+              <w:t>1.000</w:t>
+            </w:r>
+          </w:p>
+        </w:tc>
+        <w:tc>
+          <w:tcPr>
+            <w:tcW w:type="dxa" w:w="1728"/>
+          </w:tcPr>
+          <w:p>
+            <w:r>
+              <w:rPr>
+                <w:sz w:val="18"/>
+              </w:rPr>
+              <w:t>Yes</w:t>
+            </w:r>
+          </w:p>
+        </w:tc>
+      </w:tr>
+      <w:tr>
+        <w:tc>
+          <w:tcPr>
+            <w:tcW w:type="dxa" w:w="1728"/>
+          </w:tcPr>
+          <w:p>
+            <w:r>
+              <w:rPr>
+                <w:sz w:val="18"/>
+              </w:rPr>
+              <w:t>Age</w:t>
+            </w:r>
+          </w:p>
+        </w:tc>
+        <w:tc>
+          <w:tcPr>
+            <w:tcW w:type="dxa" w:w="1728"/>
+          </w:tcPr>
+          <w:p>
+            <w:r>
+              <w:rPr>
+                <w:sz w:val="18"/>
+              </w:rPr>
+              <w:t>Negative</w:t>
+            </w:r>
+          </w:p>
+        </w:tc>
+        <w:tc>
+          <w:tcPr>
+            <w:tcW w:type="dxa" w:w="1728"/>
+          </w:tcPr>
+          <w:p>
+            <w:r>
+              <w:rPr>
+                <w:sz w:val="18"/>
+              </w:rPr>
+              <w:t>-39.1165</w:t>
+            </w:r>
+          </w:p>
+        </w:tc>
+        <w:tc>
+          <w:tcPr>
+            <w:tcW w:type="dxa" w:w="1728"/>
+          </w:tcPr>
+          <w:p>
+            <w:r>
+              <w:rPr>
+                <w:sz w:val="18"/>
+              </w:rPr>
+              <w:t>1.000</w:t>
+            </w:r>
+          </w:p>
+        </w:tc>
+        <w:tc>
+          <w:tcPr>
+            <w:tcW w:type="dxa" w:w="1728"/>
+          </w:tcPr>
+          <w:p>
+            <w:r>
+              <w:rPr>
+                <w:sz w:val="18"/>
+              </w:rPr>
+              <w:t>Yes</w:t>
+            </w:r>
+          </w:p>
+        </w:tc>
+      </w:tr>
+      <w:tr>
+        <w:tc>
+          <w:tcPr>
+            <w:tcW w:type="dxa" w:w="1728"/>
+          </w:tcPr>
+          <w:p>
+            <w:r>
+              <w:rPr>
+                <w:sz w:val="18"/>
+              </w:rPr>
+              <w:t>Gait_Speed_1_Imputed</w:t>
+            </w:r>
+          </w:p>
+        </w:tc>
+        <w:tc>
+          <w:tcPr>
+            <w:tcW w:type="dxa" w:w="1728"/>
+          </w:tcPr>
+          <w:p>
+            <w:r>
+              <w:rPr>
+                <w:sz w:val="18"/>
+              </w:rPr>
+              <w:t>Positive</w:t>
+            </w:r>
+          </w:p>
+        </w:tc>
+        <w:tc>
+          <w:tcPr>
+            <w:tcW w:type="dxa" w:w="1728"/>
+          </w:tcPr>
+          <w:p>
+            <w:r>
+              <w:rPr>
+                <w:sz w:val="18"/>
+              </w:rPr>
+              <w:t>33.0955</w:t>
+            </w:r>
+          </w:p>
+        </w:tc>
+        <w:tc>
+          <w:tcPr>
+            <w:tcW w:type="dxa" w:w="1728"/>
+          </w:tcPr>
+          <w:p>
+            <w:r>
+              <w:rPr>
+                <w:sz w:val="18"/>
+              </w:rPr>
+              <w:t>1.000</w:t>
+            </w:r>
+          </w:p>
+        </w:tc>
+        <w:tc>
+          <w:tcPr>
+            <w:tcW w:type="dxa" w:w="1728"/>
+          </w:tcPr>
+          <w:p>
+            <w:r>
+              <w:rPr>
+                <w:sz w:val="18"/>
+              </w:rPr>
+              <w:t>Yes</w:t>
+            </w:r>
+          </w:p>
+        </w:tc>
+      </w:tr>
+      <w:tr>
+        <w:tc>
+          <w:tcPr>
+            <w:tcW w:type="dxa" w:w="1728"/>
+          </w:tcPr>
+          <w:p>
+            <w:r>
+              <w:rPr>
+                <w:sz w:val="18"/>
+              </w:rPr>
+              <w:t>FuglUE1</w:t>
+            </w:r>
+          </w:p>
+        </w:tc>
+        <w:tc>
+          <w:tcPr>
+            <w:tcW w:type="dxa" w:w="1728"/>
+          </w:tcPr>
+          <w:p>
+            <w:r>
+              <w:rPr>
+                <w:sz w:val="18"/>
+              </w:rPr>
+              <w:t>Positive</w:t>
+            </w:r>
+          </w:p>
+        </w:tc>
+        <w:tc>
+          <w:tcPr>
+            <w:tcW w:type="dxa" w:w="1728"/>
+          </w:tcPr>
+          <w:p>
+            <w:r>
+              <w:rPr>
+                <w:sz w:val="18"/>
+              </w:rPr>
+              <w:t>23.8497</w:t>
+            </w:r>
+          </w:p>
+        </w:tc>
+        <w:tc>
+          <w:tcPr>
+            <w:tcW w:type="dxa" w:w="1728"/>
+          </w:tcPr>
+          <w:p>
+            <w:r>
+              <w:rPr>
+                <w:sz w:val="18"/>
+              </w:rPr>
+              <w:t>1.000</w:t>
+            </w:r>
+          </w:p>
+        </w:tc>
+        <w:tc>
+          <w:tcPr>
+            <w:tcW w:type="dxa" w:w="1728"/>
+          </w:tcPr>
+          <w:p>
+            <w:r>
+              <w:rPr>
+                <w:sz w:val="18"/>
+              </w:rPr>
+              <w:t>Yes</w:t>
+            </w:r>
+          </w:p>
+        </w:tc>
+      </w:tr>
+      <w:tr>
+        <w:tc>
+          <w:tcPr>
+            <w:tcW w:type="dxa" w:w="1728"/>
+          </w:tcPr>
+          <w:p>
+            <w:r>
+              <w:rPr>
+                <w:sz w:val="18"/>
+              </w:rPr>
+              <w:t>Sex, F0 M1</w:t>
+            </w:r>
+          </w:p>
+        </w:tc>
+        <w:tc>
+          <w:tcPr>
+            <w:tcW w:type="dxa" w:w="1728"/>
+          </w:tcPr>
+          <w:p>
+            <w:r>
+              <w:rPr>
+                <w:sz w:val="18"/>
+              </w:rPr>
+              <w:t>Positive</w:t>
+            </w:r>
+          </w:p>
+        </w:tc>
+        <w:tc>
+          <w:tcPr>
+            <w:tcW w:type="dxa" w:w="1728"/>
+          </w:tcPr>
+          <w:p>
+            <w:r>
+              <w:rPr>
+                <w:sz w:val="18"/>
+              </w:rPr>
+              <w:t>15.7233</w:t>
+            </w:r>
+          </w:p>
+        </w:tc>
+        <w:tc>
+          <w:tcPr>
+            <w:tcW w:type="dxa" w:w="1728"/>
+          </w:tcPr>
+          <w:p>
+            <w:r>
+              <w:rPr>
+                <w:sz w:val="18"/>
+              </w:rPr>
+              <w:t>0.998</w:t>
+            </w:r>
+          </w:p>
+        </w:tc>
+        <w:tc>
+          <w:tcPr>
+            <w:tcW w:type="dxa" w:w="1728"/>
+          </w:tcPr>
+          <w:p>
+            <w:r>
+              <w:rPr>
+                <w:sz w:val="18"/>
+              </w:rPr>
+              <w:t>Yes</w:t>
+            </w:r>
+          </w:p>
+        </w:tc>
+      </w:tr>
+      <w:tr>
+        <w:tc>
+          <w:tcPr>
+            <w:tcW w:type="dxa" w:w="1728"/>
+          </w:tcPr>
+          <w:p>
+            <w:r>
+              <w:rPr>
+                <w:sz w:val="18"/>
+              </w:rPr>
+              <w:t>MNA1</w:t>
+            </w:r>
+          </w:p>
+        </w:tc>
+        <w:tc>
+          <w:tcPr>
+            <w:tcW w:type="dxa" w:w="1728"/>
+          </w:tcPr>
+          <w:p>
+            <w:r>
+              <w:rPr>
+                <w:sz w:val="18"/>
+              </w:rPr>
+              <w:t>Negative</w:t>
+            </w:r>
+          </w:p>
+        </w:tc>
+        <w:tc>
+          <w:tcPr>
+            <w:tcW w:type="dxa" w:w="1728"/>
+          </w:tcPr>
+          <w:p>
+            <w:r>
+              <w:rPr>
+                <w:sz w:val="18"/>
+              </w:rPr>
+              <w:t>-11.7518</w:t>
+            </w:r>
+          </w:p>
+        </w:tc>
+        <w:tc>
+          <w:tcPr>
+            <w:tcW w:type="dxa" w:w="1728"/>
+          </w:tcPr>
+          <w:p>
+            <w:r>
+              <w:rPr>
+                <w:sz w:val="18"/>
+              </w:rPr>
+              <w:t>0.973</w:t>
+            </w:r>
+          </w:p>
+        </w:tc>
+        <w:tc>
+          <w:tcPr>
+            <w:tcW w:type="dxa" w:w="1728"/>
+          </w:tcPr>
+          <w:p>
+            <w:r>
+              <w:rPr>
+                <w:sz w:val="18"/>
+              </w:rPr>
+              <w:t>Yes</w:t>
+            </w:r>
+          </w:p>
+        </w:tc>
+      </w:tr>
+      <w:tr>
+        <w:tc>
+          <w:tcPr>
+            <w:tcW w:type="dxa" w:w="1728"/>
+          </w:tcPr>
+          <w:p>
+            <w:r>
+              <w:rPr>
+                <w:sz w:val="18"/>
+              </w:rPr>
+              <w:t>EuroQoL5D1</w:t>
+            </w:r>
+          </w:p>
+        </w:tc>
+        <w:tc>
+          <w:tcPr>
+            <w:tcW w:type="dxa" w:w="1728"/>
+          </w:tcPr>
+          <w:p>
+            <w:r>
+              <w:rPr>
+                <w:sz w:val="18"/>
+              </w:rPr>
+              <w:t>Positive</w:t>
+            </w:r>
+          </w:p>
+        </w:tc>
+        <w:tc>
+          <w:tcPr>
+            <w:tcW w:type="dxa" w:w="1728"/>
+          </w:tcPr>
+          <w:p>
+            <w:r>
+              <w:rPr>
+                <w:sz w:val="18"/>
+              </w:rPr>
+              <w:t>10.7245</w:t>
+            </w:r>
+          </w:p>
+        </w:tc>
+        <w:tc>
+          <w:tcPr>
+            <w:tcW w:type="dxa" w:w="1728"/>
+          </w:tcPr>
+          <w:p>
+            <w:r>
+              <w:rPr>
+                <w:sz w:val="18"/>
+              </w:rPr>
+              <w:t>0.963</w:t>
+            </w:r>
+          </w:p>
+        </w:tc>
+        <w:tc>
+          <w:tcPr>
+            <w:tcW w:type="dxa" w:w="1728"/>
+          </w:tcPr>
+          <w:p>
+            <w:r>
+              <w:rPr>
+                <w:sz w:val="18"/>
+              </w:rPr>
+              <w:t>Yes</w:t>
+            </w:r>
+          </w:p>
+        </w:tc>
+      </w:tr>
+      <w:tr>
+        <w:tc>
+          <w:tcPr>
+            <w:tcW w:type="dxa" w:w="1728"/>
+          </w:tcPr>
+          <w:p>
+            <w:r>
+              <w:rPr>
+                <w:sz w:val="18"/>
+              </w:rPr>
+              <w:t>MRS1</w:t>
+            </w:r>
+          </w:p>
+        </w:tc>
+        <w:tc>
+          <w:tcPr>
+            <w:tcW w:type="dxa" w:w="1728"/>
+          </w:tcPr>
+          <w:p>
+            <w:r>
+              <w:rPr>
+                <w:sz w:val="18"/>
+              </w:rPr>
+              <w:t>Negative</w:t>
+            </w:r>
+          </w:p>
+        </w:tc>
+        <w:tc>
+          <w:tcPr>
+            <w:tcW w:type="dxa" w:w="1728"/>
+          </w:tcPr>
+          <w:p>
+            <w:r>
+              <w:rPr>
+                <w:sz w:val="18"/>
+              </w:rPr>
+              <w:t>-6.3179</w:t>
+            </w:r>
+          </w:p>
+        </w:tc>
+        <w:tc>
+          <w:tcPr>
+            <w:tcW w:type="dxa" w:w="1728"/>
+          </w:tcPr>
+          <w:p>
+            <w:r>
+              <w:rPr>
+                <w:sz w:val="18"/>
+              </w:rPr>
+              <w:t>0.804</w:t>
+            </w:r>
+          </w:p>
+        </w:tc>
+        <w:tc>
+          <w:tcPr>
+            <w:tcW w:type="dxa" w:w="1728"/>
+          </w:tcPr>
+          <w:p>
+            <w:r>
+              <w:rPr>
+                <w:sz w:val="18"/>
+              </w:rPr>
+              <w:t>Yes</w:t>
+            </w:r>
+          </w:p>
+        </w:tc>
+      </w:tr>
+    </w:tbl>
+    <w:p/>
+    <w:p>
+      <w:r>
+        <w:rPr>
+          <w:b/>
+        </w:rPr>
+        <w:t>Model 2: demographic + stroke info + comorbidities + acute complications + NIHSS out + functional T1 (with gait speed imputed)</w:t>
+      </w:r>
+    </w:p>
+    <w:p>
+      <w:r>
+        <w:rPr>
+          <w:sz w:val="18"/>
+        </w:rPr>
+        <w:t>This model used 59 candidate predictors and ranked with CV R² 0.5154, CV MAE 92.05 m, and an apparent-minus-OOF R² gap of 0.0567. It retained 27 stable predictors out of 25 non-zero full-fit coefficients.</w:t>
+      </w:r>
+    </w:p>
+    <w:p>
+      <w:r>
+        <w:rPr>
+          <w:sz w:val="16"/>
+        </w:rPr>
+        <w:t>Top positive contributors: BBS1 (+63.5; freq 100%), Gait_Speed_1_Imputed (+28.0; freq 100%), Sex, F0 M1 (+15.9; freq 100%), GIB (+14.8; freq 100%), FuglUE1 (+17.5; freq 99%).</w:t>
+      </w:r>
+    </w:p>
+    <w:p>
+      <w:r>
+        <w:rPr>
+          <w:sz w:val="16"/>
+        </w:rPr>
+        <w:t>Top negative contributors: Age (-33.3; freq 100%), OldStroke (-15.0; freq 100%), MNA1 (-14.9; freq 99%), Loc_Subcortical (-9.4; freq 94%), CKD (-6.7; freq 91%).</w:t>
+      </w:r>
+    </w:p>
+    <w:tbl>
+      <w:tblPr>
+        <w:tblStyle w:val="TableGrid"/>
+        <w:tblW w:type="auto" w:w="0"/>
+        <w:tblLook w:firstColumn="1" w:firstRow="1" w:lastColumn="0" w:lastRow="0" w:noHBand="0" w:noVBand="1" w:val="04A0"/>
+      </w:tblPr>
+      <w:tblGrid>
+        <w:gridCol w:w="1728"/>
+        <w:gridCol w:w="1728"/>
+        <w:gridCol w:w="1728"/>
+        <w:gridCol w:w="1728"/>
+        <w:gridCol w:w="1728"/>
+      </w:tblGrid>
+      <w:tr>
+        <w:tc>
+          <w:tcPr>
+            <w:tcW w:type="dxa" w:w="1728"/>
+          </w:tcPr>
+          <w:p>
+            <w:r>
+              <w:rPr>
+                <w:b/>
+                <w:sz w:val="18"/>
+              </w:rPr>
+              <w:t>Predictor</w:t>
+            </w:r>
+          </w:p>
+        </w:tc>
+        <w:tc>
+          <w:tcPr>
+            <w:tcW w:type="dxa" w:w="1728"/>
+          </w:tcPr>
+          <w:p>
+            <w:r>
+              <w:rPr>
+                <w:b/>
+                <w:sz w:val="18"/>
+              </w:rPr>
+              <w:t>Direction</w:t>
+            </w:r>
+          </w:p>
+        </w:tc>
+        <w:tc>
+          <w:tcPr>
+            <w:tcW w:type="dxa" w:w="1728"/>
+          </w:tcPr>
+          <w:p>
+            <w:r>
+              <w:rPr>
+                <w:b/>
+                <w:sz w:val="18"/>
+              </w:rPr>
+              <w:t>Boot mean coef</w:t>
+            </w:r>
+          </w:p>
+        </w:tc>
+        <w:tc>
+          <w:tcPr>
+            <w:tcW w:type="dxa" w:w="1728"/>
+          </w:tcPr>
+          <w:p>
+            <w:r>
+              <w:rPr>
+                <w:b/>
+                <w:sz w:val="18"/>
+              </w:rPr>
+              <w:t>Selection freq</w:t>
+            </w:r>
+          </w:p>
+        </w:tc>
+        <w:tc>
+          <w:tcPr>
+            <w:tcW w:type="dxa" w:w="1728"/>
+          </w:tcPr>
+          <w:p>
+            <w:r>
+              <w:rPr>
+                <w:b/>
+                <w:sz w:val="18"/>
+              </w:rPr>
+              <w:t>Stable</w:t>
+            </w:r>
+          </w:p>
+        </w:tc>
+      </w:tr>
+      <w:tr>
+        <w:tc>
+          <w:tcPr>
+            <w:tcW w:type="dxa" w:w="1728"/>
+          </w:tcPr>
+          <w:p>
+            <w:r>
+              <w:rPr>
+                <w:sz w:val="18"/>
+              </w:rPr>
+              <w:t>BBS1</w:t>
+            </w:r>
+          </w:p>
+        </w:tc>
+        <w:tc>
+          <w:tcPr>
+            <w:tcW w:type="dxa" w:w="1728"/>
+          </w:tcPr>
+          <w:p>
+            <w:r>
+              <w:rPr>
+                <w:sz w:val="18"/>
+              </w:rPr>
+              <w:t>Positive</w:t>
+            </w:r>
+          </w:p>
+        </w:tc>
+        <w:tc>
+          <w:tcPr>
+            <w:tcW w:type="dxa" w:w="1728"/>
+          </w:tcPr>
+          <w:p>
+            <w:r>
+              <w:rPr>
+                <w:sz w:val="18"/>
+              </w:rPr>
+              <w:t>63.5172</w:t>
+            </w:r>
+          </w:p>
+        </w:tc>
+        <w:tc>
+          <w:tcPr>
+            <w:tcW w:type="dxa" w:w="1728"/>
+          </w:tcPr>
+          <w:p>
+            <w:r>
+              <w:rPr>
+                <w:sz w:val="18"/>
+              </w:rPr>
+              <w:t>1.000</w:t>
+            </w:r>
+          </w:p>
+        </w:tc>
+        <w:tc>
+          <w:tcPr>
+            <w:tcW w:type="dxa" w:w="1728"/>
+          </w:tcPr>
+          <w:p>
+            <w:r>
+              <w:rPr>
+                <w:sz w:val="18"/>
+              </w:rPr>
+              <w:t>Yes</w:t>
+            </w:r>
+          </w:p>
+        </w:tc>
+      </w:tr>
+      <w:tr>
+        <w:tc>
+          <w:tcPr>
+            <w:tcW w:type="dxa" w:w="1728"/>
+          </w:tcPr>
+          <w:p>
+            <w:r>
+              <w:rPr>
+                <w:sz w:val="18"/>
+              </w:rPr>
+              <w:t>Age</w:t>
+            </w:r>
+          </w:p>
+        </w:tc>
+        <w:tc>
+          <w:tcPr>
+            <w:tcW w:type="dxa" w:w="1728"/>
+          </w:tcPr>
+          <w:p>
+            <w:r>
+              <w:rPr>
+                <w:sz w:val="18"/>
+              </w:rPr>
+              <w:t>Negative</w:t>
+            </w:r>
+          </w:p>
+        </w:tc>
+        <w:tc>
+          <w:tcPr>
+            <w:tcW w:type="dxa" w:w="1728"/>
+          </w:tcPr>
+          <w:p>
+            <w:r>
+              <w:rPr>
+                <w:sz w:val="18"/>
+              </w:rPr>
+              <w:t>-33.3333</w:t>
+            </w:r>
+          </w:p>
+        </w:tc>
+        <w:tc>
+          <w:tcPr>
+            <w:tcW w:type="dxa" w:w="1728"/>
+          </w:tcPr>
+          <w:p>
+            <w:r>
+              <w:rPr>
+                <w:sz w:val="18"/>
+              </w:rPr>
+              <w:t>1.000</w:t>
+            </w:r>
+          </w:p>
+        </w:tc>
+        <w:tc>
+          <w:tcPr>
+            <w:tcW w:type="dxa" w:w="1728"/>
+          </w:tcPr>
+          <w:p>
+            <w:r>
+              <w:rPr>
+                <w:sz w:val="18"/>
+              </w:rPr>
+              <w:t>Yes</w:t>
+            </w:r>
+          </w:p>
+        </w:tc>
+      </w:tr>
+      <w:tr>
+        <w:tc>
+          <w:tcPr>
+            <w:tcW w:type="dxa" w:w="1728"/>
+          </w:tcPr>
+          <w:p>
+            <w:r>
+              <w:rPr>
+                <w:sz w:val="18"/>
+              </w:rPr>
+              <w:t>Gait_Speed_1_Imputed</w:t>
+            </w:r>
+          </w:p>
+        </w:tc>
+        <w:tc>
+          <w:tcPr>
+            <w:tcW w:type="dxa" w:w="1728"/>
+          </w:tcPr>
+          <w:p>
+            <w:r>
+              <w:rPr>
+                <w:sz w:val="18"/>
+              </w:rPr>
+              <w:t>Positive</w:t>
+            </w:r>
+          </w:p>
+        </w:tc>
+        <w:tc>
+          <w:tcPr>
+            <w:tcW w:type="dxa" w:w="1728"/>
+          </w:tcPr>
+          <w:p>
+            <w:r>
+              <w:rPr>
+                <w:sz w:val="18"/>
+              </w:rPr>
+              <w:t>28.0458</w:t>
+            </w:r>
+          </w:p>
+        </w:tc>
+        <w:tc>
+          <w:tcPr>
+            <w:tcW w:type="dxa" w:w="1728"/>
+          </w:tcPr>
+          <w:p>
+            <w:r>
+              <w:rPr>
+                <w:sz w:val="18"/>
+              </w:rPr>
+              <w:t>1.000</w:t>
+            </w:r>
+          </w:p>
+        </w:tc>
+        <w:tc>
+          <w:tcPr>
+            <w:tcW w:type="dxa" w:w="1728"/>
+          </w:tcPr>
+          <w:p>
+            <w:r>
+              <w:rPr>
+                <w:sz w:val="18"/>
+              </w:rPr>
+              <w:t>Yes</w:t>
+            </w:r>
+          </w:p>
+        </w:tc>
+      </w:tr>
+      <w:tr>
+        <w:tc>
+          <w:tcPr>
+            <w:tcW w:type="dxa" w:w="1728"/>
+          </w:tcPr>
+          <w:p>
+            <w:r>
+              <w:rPr>
+                <w:sz w:val="18"/>
+              </w:rPr>
+              <w:t>Sex, F0 M1</w:t>
+            </w:r>
+          </w:p>
+        </w:tc>
+        <w:tc>
+          <w:tcPr>
+            <w:tcW w:type="dxa" w:w="1728"/>
+          </w:tcPr>
+          <w:p>
+            <w:r>
+              <w:rPr>
+                <w:sz w:val="18"/>
+              </w:rPr>
+              <w:t>Positive</w:t>
+            </w:r>
+          </w:p>
+        </w:tc>
+        <w:tc>
+          <w:tcPr>
+            <w:tcW w:type="dxa" w:w="1728"/>
+          </w:tcPr>
+          <w:p>
+            <w:r>
+              <w:rPr>
+                <w:sz w:val="18"/>
+              </w:rPr>
+              <w:t>15.8511</w:t>
+            </w:r>
+          </w:p>
+        </w:tc>
+        <w:tc>
+          <w:tcPr>
+            <w:tcW w:type="dxa" w:w="1728"/>
+          </w:tcPr>
+          <w:p>
+            <w:r>
+              <w:rPr>
+                <w:sz w:val="18"/>
+              </w:rPr>
+              <w:t>1.000</w:t>
+            </w:r>
+          </w:p>
+        </w:tc>
+        <w:tc>
+          <w:tcPr>
+            <w:tcW w:type="dxa" w:w="1728"/>
+          </w:tcPr>
+          <w:p>
+            <w:r>
+              <w:rPr>
+                <w:sz w:val="18"/>
+              </w:rPr>
+              <w:t>Yes</w:t>
+            </w:r>
+          </w:p>
+        </w:tc>
+      </w:tr>
+      <w:tr>
+        <w:tc>
+          <w:tcPr>
+            <w:tcW w:type="dxa" w:w="1728"/>
+          </w:tcPr>
+          <w:p>
+            <w:r>
+              <w:rPr>
+                <w:sz w:val="18"/>
+              </w:rPr>
+              <w:t>GIB</w:t>
+            </w:r>
+          </w:p>
+        </w:tc>
+        <w:tc>
+          <w:tcPr>
+            <w:tcW w:type="dxa" w:w="1728"/>
+          </w:tcPr>
+          <w:p>
+            <w:r>
+              <w:rPr>
+                <w:sz w:val="18"/>
+              </w:rPr>
+              <w:t>Positive</w:t>
+            </w:r>
+          </w:p>
+        </w:tc>
+        <w:tc>
+          <w:tcPr>
+            <w:tcW w:type="dxa" w:w="1728"/>
+          </w:tcPr>
+          <w:p>
+            <w:r>
+              <w:rPr>
+                <w:sz w:val="18"/>
+              </w:rPr>
+              <w:t>14.8051</w:t>
+            </w:r>
+          </w:p>
+        </w:tc>
+        <w:tc>
+          <w:tcPr>
+            <w:tcW w:type="dxa" w:w="1728"/>
+          </w:tcPr>
+          <w:p>
+            <w:r>
+              <w:rPr>
+                <w:sz w:val="18"/>
+              </w:rPr>
+              <w:t>1.000</w:t>
+            </w:r>
+          </w:p>
+        </w:tc>
+        <w:tc>
+          <w:tcPr>
+            <w:tcW w:type="dxa" w:w="1728"/>
+          </w:tcPr>
+          <w:p>
+            <w:r>
+              <w:rPr>
+                <w:sz w:val="18"/>
+              </w:rPr>
+              <w:t>Yes</w:t>
+            </w:r>
+          </w:p>
+        </w:tc>
+      </w:tr>
+      <w:tr>
+        <w:tc>
+          <w:tcPr>
+            <w:tcW w:type="dxa" w:w="1728"/>
+          </w:tcPr>
+          <w:p>
+            <w:r>
+              <w:rPr>
+                <w:sz w:val="18"/>
+              </w:rPr>
+              <w:t>OldStroke</w:t>
+            </w:r>
+          </w:p>
+        </w:tc>
+        <w:tc>
+          <w:tcPr>
+            <w:tcW w:type="dxa" w:w="1728"/>
+          </w:tcPr>
+          <w:p>
+            <w:r>
+              <w:rPr>
+                <w:sz w:val="18"/>
+              </w:rPr>
+              <w:t>Negative</w:t>
+            </w:r>
+          </w:p>
+        </w:tc>
+        <w:tc>
+          <w:tcPr>
+            <w:tcW w:type="dxa" w:w="1728"/>
+          </w:tcPr>
+          <w:p>
+            <w:r>
+              <w:rPr>
+                <w:sz w:val="18"/>
+              </w:rPr>
+              <w:t>-15.0042</w:t>
+            </w:r>
+          </w:p>
+        </w:tc>
+        <w:tc>
+          <w:tcPr>
+            <w:tcW w:type="dxa" w:w="1728"/>
+          </w:tcPr>
+          <w:p>
+            <w:r>
+              <w:rPr>
+                <w:sz w:val="18"/>
+              </w:rPr>
+              <w:t>0.997</w:t>
+            </w:r>
+          </w:p>
+        </w:tc>
+        <w:tc>
+          <w:tcPr>
+            <w:tcW w:type="dxa" w:w="1728"/>
+          </w:tcPr>
+          <w:p>
+            <w:r>
+              <w:rPr>
+                <w:sz w:val="18"/>
+              </w:rPr>
+              <w:t>Yes</w:t>
+            </w:r>
+          </w:p>
+        </w:tc>
+      </w:tr>
+      <w:tr>
+        <w:tc>
+          <w:tcPr>
+            <w:tcW w:type="dxa" w:w="1728"/>
+          </w:tcPr>
+          <w:p>
+            <w:r>
+              <w:rPr>
+                <w:sz w:val="18"/>
+              </w:rPr>
+              <w:t>MNA1</w:t>
+            </w:r>
+          </w:p>
+        </w:tc>
+        <w:tc>
+          <w:tcPr>
+            <w:tcW w:type="dxa" w:w="1728"/>
+          </w:tcPr>
+          <w:p>
+            <w:r>
+              <w:rPr>
+                <w:sz w:val="18"/>
+              </w:rPr>
+              <w:t>Negative</w:t>
+            </w:r>
+          </w:p>
+        </w:tc>
+        <w:tc>
+          <w:tcPr>
+            <w:tcW w:type="dxa" w:w="1728"/>
+          </w:tcPr>
+          <w:p>
+            <w:r>
+              <w:rPr>
+                <w:sz w:val="18"/>
+              </w:rPr>
+              <w:t>-14.9429</w:t>
+            </w:r>
+          </w:p>
+        </w:tc>
+        <w:tc>
+          <w:tcPr>
+            <w:tcW w:type="dxa" w:w="1728"/>
+          </w:tcPr>
+          <w:p>
+            <w:r>
+              <w:rPr>
+                <w:sz w:val="18"/>
+              </w:rPr>
+              <w:t>0.994</w:t>
+            </w:r>
+          </w:p>
+        </w:tc>
+        <w:tc>
+          <w:tcPr>
+            <w:tcW w:type="dxa" w:w="1728"/>
+          </w:tcPr>
+          <w:p>
+            <w:r>
+              <w:rPr>
+                <w:sz w:val="18"/>
+              </w:rPr>
+              <w:t>Yes</w:t>
+            </w:r>
+          </w:p>
+        </w:tc>
+      </w:tr>
+      <w:tr>
+        <w:tc>
+          <w:tcPr>
+            <w:tcW w:type="dxa" w:w="1728"/>
+          </w:tcPr>
+          <w:p>
+            <w:r>
+              <w:rPr>
+                <w:sz w:val="18"/>
+              </w:rPr>
+              <w:t>FuglUE1</w:t>
+            </w:r>
+          </w:p>
+        </w:tc>
+        <w:tc>
+          <w:tcPr>
+            <w:tcW w:type="dxa" w:w="1728"/>
+          </w:tcPr>
+          <w:p>
+            <w:r>
+              <w:rPr>
+                <w:sz w:val="18"/>
+              </w:rPr>
+              <w:t>Positive</w:t>
+            </w:r>
+          </w:p>
+        </w:tc>
+        <w:tc>
+          <w:tcPr>
+            <w:tcW w:type="dxa" w:w="1728"/>
+          </w:tcPr>
+          <w:p>
+            <w:r>
+              <w:rPr>
+                <w:sz w:val="18"/>
+              </w:rPr>
+              <w:t>17.4560</w:t>
+            </w:r>
+          </w:p>
+        </w:tc>
+        <w:tc>
+          <w:tcPr>
+            <w:tcW w:type="dxa" w:w="1728"/>
+          </w:tcPr>
+          <w:p>
+            <w:r>
+              <w:rPr>
+                <w:sz w:val="18"/>
+              </w:rPr>
+              <w:t>0.993</w:t>
+            </w:r>
+          </w:p>
+        </w:tc>
+        <w:tc>
+          <w:tcPr>
+            <w:tcW w:type="dxa" w:w="1728"/>
+          </w:tcPr>
+          <w:p>
+            <w:r>
+              <w:rPr>
+                <w:sz w:val="18"/>
+              </w:rPr>
+              <w:t>Yes</w:t>
+            </w:r>
+          </w:p>
+        </w:tc>
+      </w:tr>
+    </w:tbl>
+    <w:p/>
+    <w:p>
+      <w:r>
+        <w:rPr>
+          <w:b/>
+        </w:rPr>
+        <w:t>Model 3: demographic + stroke info + comorbidities + acute complications + NIHSS out + functional T1 (without gait speed imputed)</w:t>
+      </w:r>
+    </w:p>
+    <w:p>
+      <w:r>
+        <w:rPr>
+          <w:sz w:val="18"/>
+        </w:rPr>
+        <w:t>This model used 58 candidate predictors and ranked with CV R² 0.5041, CV MAE 92.95 m, and an apparent-minus-OOF R² gap of 0.0644. It retained 27 stable predictors out of 29 non-zero full-fit coefficients.</w:t>
+      </w:r>
+    </w:p>
+    <w:p>
+      <w:r>
+        <w:rPr>
+          <w:sz w:val="16"/>
+        </w:rPr>
+        <w:t>Top positive contributors: BBS1 (+81.9; freq 100%), GIB (+15.0; freq 100%), Sex, F0 M1 (+15.5; freq 100%), FuglUE1 (+17.7; freq 99%), EOMOut (+14.2; freq 99%).</w:t>
+      </w:r>
+    </w:p>
+    <w:p>
+      <w:r>
+        <w:rPr>
+          <w:sz w:val="16"/>
+        </w:rPr>
+        <w:t>Top negative contributors: Age (-35.0; freq 100%), OldStroke (-15.3; freq 100%), MNA1 (-15.5; freq 100%), MRS1 (-12.1; freq 95%), Loc_Subcortical (-8.6; freq 93%).</w:t>
+      </w:r>
+    </w:p>
+    <w:tbl>
+      <w:tblPr>
+        <w:tblStyle w:val="TableGrid"/>
+        <w:tblW w:type="auto" w:w="0"/>
+        <w:tblLook w:firstColumn="1" w:firstRow="1" w:lastColumn="0" w:lastRow="0" w:noHBand="0" w:noVBand="1" w:val="04A0"/>
+      </w:tblPr>
+      <w:tblGrid>
+        <w:gridCol w:w="1728"/>
+        <w:gridCol w:w="1728"/>
+        <w:gridCol w:w="1728"/>
+        <w:gridCol w:w="1728"/>
+        <w:gridCol w:w="1728"/>
+      </w:tblGrid>
+      <w:tr>
+        <w:tc>
+          <w:tcPr>
+            <w:tcW w:type="dxa" w:w="1728"/>
+          </w:tcPr>
+          <w:p>
+            <w:r>
+              <w:rPr>
+                <w:b/>
+                <w:sz w:val="18"/>
+              </w:rPr>
+              <w:t>Predictor</w:t>
+            </w:r>
+          </w:p>
+        </w:tc>
+        <w:tc>
+          <w:tcPr>
+            <w:tcW w:type="dxa" w:w="1728"/>
+          </w:tcPr>
+          <w:p>
+            <w:r>
+              <w:rPr>
+                <w:b/>
+                <w:sz w:val="18"/>
+              </w:rPr>
+              <w:t>Direction</w:t>
+            </w:r>
+          </w:p>
+        </w:tc>
+        <w:tc>
+          <w:tcPr>
+            <w:tcW w:type="dxa" w:w="1728"/>
+          </w:tcPr>
+          <w:p>
+            <w:r>
+              <w:rPr>
+                <w:b/>
+                <w:sz w:val="18"/>
+              </w:rPr>
+              <w:t>Boot mean coef</w:t>
+            </w:r>
+          </w:p>
+        </w:tc>
+        <w:tc>
+          <w:tcPr>
+            <w:tcW w:type="dxa" w:w="1728"/>
+          </w:tcPr>
+          <w:p>
+            <w:r>
+              <w:rPr>
+                <w:b/>
+                <w:sz w:val="18"/>
+              </w:rPr>
+              <w:t>Selection freq</w:t>
+            </w:r>
+          </w:p>
+        </w:tc>
+        <w:tc>
+          <w:tcPr>
+            <w:tcW w:type="dxa" w:w="1728"/>
+          </w:tcPr>
+          <w:p>
+            <w:r>
+              <w:rPr>
+                <w:b/>
+                <w:sz w:val="18"/>
+              </w:rPr>
+              <w:t>Stable</w:t>
+            </w:r>
+          </w:p>
+        </w:tc>
+      </w:tr>
+      <w:tr>
+        <w:tc>
+          <w:tcPr>
+            <w:tcW w:type="dxa" w:w="1728"/>
+          </w:tcPr>
+          <w:p>
+            <w:r>
+              <w:rPr>
+                <w:sz w:val="18"/>
+              </w:rPr>
+              <w:t>BBS1</w:t>
+            </w:r>
+          </w:p>
+        </w:tc>
+        <w:tc>
+          <w:tcPr>
+            <w:tcW w:type="dxa" w:w="1728"/>
+          </w:tcPr>
+          <w:p>
+            <w:r>
+              <w:rPr>
+                <w:sz w:val="18"/>
+              </w:rPr>
+              <w:t>Positive</w:t>
+            </w:r>
+          </w:p>
+        </w:tc>
+        <w:tc>
+          <w:tcPr>
+            <w:tcW w:type="dxa" w:w="1728"/>
+          </w:tcPr>
+          <w:p>
+            <w:r>
+              <w:rPr>
+                <w:sz w:val="18"/>
+              </w:rPr>
+              <w:t>81.9224</w:t>
+            </w:r>
+          </w:p>
+        </w:tc>
+        <w:tc>
+          <w:tcPr>
+            <w:tcW w:type="dxa" w:w="1728"/>
+          </w:tcPr>
+          <w:p>
+            <w:r>
+              <w:rPr>
+                <w:sz w:val="18"/>
+              </w:rPr>
+              <w:t>1.000</w:t>
+            </w:r>
+          </w:p>
+        </w:tc>
+        <w:tc>
+          <w:tcPr>
+            <w:tcW w:type="dxa" w:w="1728"/>
+          </w:tcPr>
+          <w:p>
+            <w:r>
+              <w:rPr>
+                <w:sz w:val="18"/>
+              </w:rPr>
+              <w:t>Yes</w:t>
+            </w:r>
+          </w:p>
+        </w:tc>
+      </w:tr>
+      <w:tr>
+        <w:tc>
+          <w:tcPr>
+            <w:tcW w:type="dxa" w:w="1728"/>
+          </w:tcPr>
+          <w:p>
+            <w:r>
+              <w:rPr>
+                <w:sz w:val="18"/>
+              </w:rPr>
+              <w:t>Age</w:t>
+            </w:r>
+          </w:p>
+        </w:tc>
+        <w:tc>
+          <w:tcPr>
+            <w:tcW w:type="dxa" w:w="1728"/>
+          </w:tcPr>
+          <w:p>
+            <w:r>
+              <w:rPr>
+                <w:sz w:val="18"/>
+              </w:rPr>
+              <w:t>Negative</w:t>
+            </w:r>
+          </w:p>
+        </w:tc>
+        <w:tc>
+          <w:tcPr>
+            <w:tcW w:type="dxa" w:w="1728"/>
+          </w:tcPr>
+          <w:p>
+            <w:r>
+              <w:rPr>
+                <w:sz w:val="18"/>
+              </w:rPr>
+              <w:t>-34.9777</w:t>
+            </w:r>
+          </w:p>
+        </w:tc>
+        <w:tc>
+          <w:tcPr>
+            <w:tcW w:type="dxa" w:w="1728"/>
+          </w:tcPr>
+          <w:p>
+            <w:r>
+              <w:rPr>
+                <w:sz w:val="18"/>
+              </w:rPr>
+              <w:t>1.000</w:t>
+            </w:r>
+          </w:p>
+        </w:tc>
+        <w:tc>
+          <w:tcPr>
+            <w:tcW w:type="dxa" w:w="1728"/>
+          </w:tcPr>
+          <w:p>
+            <w:r>
+              <w:rPr>
+                <w:sz w:val="18"/>
+              </w:rPr>
+              <w:t>Yes</w:t>
+            </w:r>
+          </w:p>
+        </w:tc>
+      </w:tr>
+      <w:tr>
+        <w:tc>
+          <w:tcPr>
+            <w:tcW w:type="dxa" w:w="1728"/>
+          </w:tcPr>
+          <w:p>
+            <w:r>
+              <w:rPr>
+                <w:sz w:val="18"/>
+              </w:rPr>
+              <w:t>GIB</w:t>
+            </w:r>
+          </w:p>
+        </w:tc>
+        <w:tc>
+          <w:tcPr>
+            <w:tcW w:type="dxa" w:w="1728"/>
+          </w:tcPr>
+          <w:p>
+            <w:r>
+              <w:rPr>
+                <w:sz w:val="18"/>
+              </w:rPr>
+              <w:t>Positive</w:t>
+            </w:r>
+          </w:p>
+        </w:tc>
+        <w:tc>
+          <w:tcPr>
+            <w:tcW w:type="dxa" w:w="1728"/>
+          </w:tcPr>
+          <w:p>
+            <w:r>
+              <w:rPr>
+                <w:sz w:val="18"/>
+              </w:rPr>
+              <w:t>15.0310</w:t>
+            </w:r>
+          </w:p>
+        </w:tc>
+        <w:tc>
+          <w:tcPr>
+            <w:tcW w:type="dxa" w:w="1728"/>
+          </w:tcPr>
+          <w:p>
+            <w:r>
+              <w:rPr>
+                <w:sz w:val="18"/>
+              </w:rPr>
+              <w:t>0.999</w:t>
+            </w:r>
+          </w:p>
+        </w:tc>
+        <w:tc>
+          <w:tcPr>
+            <w:tcW w:type="dxa" w:w="1728"/>
+          </w:tcPr>
+          <w:p>
+            <w:r>
+              <w:rPr>
+                <w:sz w:val="18"/>
+              </w:rPr>
+              <w:t>Yes</w:t>
+            </w:r>
+          </w:p>
+        </w:tc>
+      </w:tr>
+      <w:tr>
+        <w:tc>
+          <w:tcPr>
+            <w:tcW w:type="dxa" w:w="1728"/>
+          </w:tcPr>
+          <w:p>
+            <w:r>
+              <w:rPr>
+                <w:sz w:val="18"/>
+              </w:rPr>
+              <w:t>Sex, F0 M1</w:t>
+            </w:r>
+          </w:p>
+        </w:tc>
+        <w:tc>
+          <w:tcPr>
+            <w:tcW w:type="dxa" w:w="1728"/>
+          </w:tcPr>
+          <w:p>
+            <w:r>
+              <w:rPr>
+                <w:sz w:val="18"/>
+              </w:rPr>
+              <w:t>Positive</w:t>
+            </w:r>
+          </w:p>
+        </w:tc>
+        <w:tc>
+          <w:tcPr>
+            <w:tcW w:type="dxa" w:w="1728"/>
+          </w:tcPr>
+          <w:p>
+            <w:r>
+              <w:rPr>
+                <w:sz w:val="18"/>
+              </w:rPr>
+              <w:t>15.4553</w:t>
+            </w:r>
+          </w:p>
+        </w:tc>
+        <w:tc>
+          <w:tcPr>
+            <w:tcW w:type="dxa" w:w="1728"/>
+          </w:tcPr>
+          <w:p>
+            <w:r>
+              <w:rPr>
+                <w:sz w:val="18"/>
+              </w:rPr>
+              <w:t>0.997</w:t>
+            </w:r>
+          </w:p>
+        </w:tc>
+        <w:tc>
+          <w:tcPr>
+            <w:tcW w:type="dxa" w:w="1728"/>
+          </w:tcPr>
+          <w:p>
+            <w:r>
+              <w:rPr>
+                <w:sz w:val="18"/>
+              </w:rPr>
+              <w:t>Yes</w:t>
+            </w:r>
+          </w:p>
+        </w:tc>
+      </w:tr>
+      <w:tr>
+        <w:tc>
+          <w:tcPr>
+            <w:tcW w:type="dxa" w:w="1728"/>
+          </w:tcPr>
+          <w:p>
+            <w:r>
+              <w:rPr>
+                <w:sz w:val="18"/>
+              </w:rPr>
+              <w:t>OldStroke</w:t>
+            </w:r>
+          </w:p>
+        </w:tc>
+        <w:tc>
+          <w:tcPr>
+            <w:tcW w:type="dxa" w:w="1728"/>
+          </w:tcPr>
+          <w:p>
+            <w:r>
+              <w:rPr>
+                <w:sz w:val="18"/>
+              </w:rPr>
+              <w:t>Negative</w:t>
+            </w:r>
+          </w:p>
+        </w:tc>
+        <w:tc>
+          <w:tcPr>
+            <w:tcW w:type="dxa" w:w="1728"/>
+          </w:tcPr>
+          <w:p>
+            <w:r>
+              <w:rPr>
+                <w:sz w:val="18"/>
+              </w:rPr>
+              <w:t>-15.2835</w:t>
+            </w:r>
+          </w:p>
+        </w:tc>
+        <w:tc>
+          <w:tcPr>
+            <w:tcW w:type="dxa" w:w="1728"/>
+          </w:tcPr>
+          <w:p>
+            <w:r>
+              <w:rPr>
+                <w:sz w:val="18"/>
+              </w:rPr>
+              <w:t>0.997</w:t>
+            </w:r>
+          </w:p>
+        </w:tc>
+        <w:tc>
+          <w:tcPr>
+            <w:tcW w:type="dxa" w:w="1728"/>
+          </w:tcPr>
+          <w:p>
+            <w:r>
+              <w:rPr>
+                <w:sz w:val="18"/>
+              </w:rPr>
+              <w:t>Yes</w:t>
+            </w:r>
+          </w:p>
+        </w:tc>
+      </w:tr>
+      <w:tr>
+        <w:tc>
+          <w:tcPr>
+            <w:tcW w:type="dxa" w:w="1728"/>
+          </w:tcPr>
+          <w:p>
+            <w:r>
+              <w:rPr>
+                <w:sz w:val="18"/>
+              </w:rPr>
+              <w:t>MNA1</w:t>
+            </w:r>
+          </w:p>
+        </w:tc>
+        <w:tc>
+          <w:tcPr>
+            <w:tcW w:type="dxa" w:w="1728"/>
+          </w:tcPr>
+          <w:p>
+            <w:r>
+              <w:rPr>
+                <w:sz w:val="18"/>
+              </w:rPr>
+              <w:t>Negative</w:t>
+            </w:r>
+          </w:p>
+        </w:tc>
+        <w:tc>
+          <w:tcPr>
+            <w:tcW w:type="dxa" w:w="1728"/>
+          </w:tcPr>
+          <w:p>
+            <w:r>
+              <w:rPr>
+                <w:sz w:val="18"/>
+              </w:rPr>
+              <w:t>-15.4958</w:t>
+            </w:r>
+          </w:p>
+        </w:tc>
+        <w:tc>
+          <w:tcPr>
+            <w:tcW w:type="dxa" w:w="1728"/>
+          </w:tcPr>
+          <w:p>
+            <w:r>
+              <w:rPr>
+                <w:sz w:val="18"/>
+              </w:rPr>
+              <w:t>0.996</w:t>
+            </w:r>
+          </w:p>
+        </w:tc>
+        <w:tc>
+          <w:tcPr>
+            <w:tcW w:type="dxa" w:w="1728"/>
+          </w:tcPr>
+          <w:p>
+            <w:r>
+              <w:rPr>
+                <w:sz w:val="18"/>
+              </w:rPr>
+              <w:t>Yes</w:t>
+            </w:r>
+          </w:p>
+        </w:tc>
+      </w:tr>
+      <w:tr>
+        <w:tc>
+          <w:tcPr>
+            <w:tcW w:type="dxa" w:w="1728"/>
+          </w:tcPr>
+          <w:p>
+            <w:r>
+              <w:rPr>
+                <w:sz w:val="18"/>
+              </w:rPr>
+              <w:t>FuglUE1</w:t>
+            </w:r>
+          </w:p>
+        </w:tc>
+        <w:tc>
+          <w:tcPr>
+            <w:tcW w:type="dxa" w:w="1728"/>
+          </w:tcPr>
+          <w:p>
+            <w:r>
+              <w:rPr>
+                <w:sz w:val="18"/>
+              </w:rPr>
+              <w:t>Positive</w:t>
+            </w:r>
+          </w:p>
+        </w:tc>
+        <w:tc>
+          <w:tcPr>
+            <w:tcW w:type="dxa" w:w="1728"/>
+          </w:tcPr>
+          <w:p>
+            <w:r>
+              <w:rPr>
+                <w:sz w:val="18"/>
+              </w:rPr>
+              <w:t>17.6837</w:t>
+            </w:r>
+          </w:p>
+        </w:tc>
+        <w:tc>
+          <w:tcPr>
+            <w:tcW w:type="dxa" w:w="1728"/>
+          </w:tcPr>
+          <w:p>
+            <w:r>
+              <w:rPr>
+                <w:sz w:val="18"/>
+              </w:rPr>
+              <w:t>0.990</w:t>
+            </w:r>
+          </w:p>
+        </w:tc>
+        <w:tc>
+          <w:tcPr>
+            <w:tcW w:type="dxa" w:w="1728"/>
+          </w:tcPr>
+          <w:p>
+            <w:r>
+              <w:rPr>
+                <w:sz w:val="18"/>
+              </w:rPr>
+              <w:t>Yes</w:t>
+            </w:r>
+          </w:p>
+        </w:tc>
+      </w:tr>
+      <w:tr>
+        <w:tc>
+          <w:tcPr>
+            <w:tcW w:type="dxa" w:w="1728"/>
+          </w:tcPr>
+          <w:p>
+            <w:r>
+              <w:rPr>
+                <w:sz w:val="18"/>
+              </w:rPr>
+              <w:t>EOMOut</w:t>
+            </w:r>
+          </w:p>
+        </w:tc>
+        <w:tc>
+          <w:tcPr>
+            <w:tcW w:type="dxa" w:w="1728"/>
+          </w:tcPr>
+          <w:p>
+            <w:r>
+              <w:rPr>
+                <w:sz w:val="18"/>
+              </w:rPr>
+              <w:t>Positive</w:t>
+            </w:r>
+          </w:p>
+        </w:tc>
+        <w:tc>
+          <w:tcPr>
+            <w:tcW w:type="dxa" w:w="1728"/>
+          </w:tcPr>
+          <w:p>
+            <w:r>
+              <w:rPr>
+                <w:sz w:val="18"/>
+              </w:rPr>
+              <w:t>14.1653</w:t>
+            </w:r>
+          </w:p>
+        </w:tc>
+        <w:tc>
+          <w:tcPr>
+            <w:tcW w:type="dxa" w:w="1728"/>
+          </w:tcPr>
+          <w:p>
+            <w:r>
+              <w:rPr>
+                <w:sz w:val="18"/>
+              </w:rPr>
+              <w:t>0.989</w:t>
+            </w:r>
+          </w:p>
+        </w:tc>
+        <w:tc>
+          <w:tcPr>
+            <w:tcW w:type="dxa" w:w="1728"/>
+          </w:tcPr>
+          <w:p>
+            <w:r>
+              <w:rPr>
+                <w:sz w:val="18"/>
+              </w:rPr>
+              <w:t>Yes</w:t>
+            </w:r>
+          </w:p>
+        </w:tc>
+      </w:tr>
+    </w:tbl>
+    <w:p/>
+    <w:p>
+      <w:r>
+        <w:rPr>
+          <w:b/>
+        </w:rPr>
+        <w:t>Model 4: demographic + BBS1 + gait speed 1 imputed</w:t>
+      </w:r>
+    </w:p>
+    <w:p>
+      <w:r>
+        <w:rPr>
+          <w:sz w:val="18"/>
+        </w:rPr>
+        <w:t>This model used 4 candidate predictors and ranked with CV R² 0.4836, CV MAE 95.35 m, and an apparent-minus-OOF R² gap of 0.0057. It retained 4 stable predictors out of 4 non-zero full-fit coefficients.</w:t>
+      </w:r>
+    </w:p>
+    <w:p>
+      <w:r>
+        <w:rPr>
+          <w:sz w:val="16"/>
+        </w:rPr>
+        <w:t>Top positive contributors: BBS1 (+68.4; freq 100%), Gait_Speed_1_Imputed (+38.1; freq 100%), Sex, F0 M1 (+17.4; freq 100%).</w:t>
+      </w:r>
+    </w:p>
+    <w:p>
+      <w:r>
+        <w:rPr>
+          <w:sz w:val="16"/>
+        </w:rPr>
+        <w:t>Top negative contributors: Age (-35.6; freq 100%).</w:t>
+      </w:r>
+    </w:p>
+    <w:tbl>
+      <w:tblPr>
+        <w:tblStyle w:val="TableGrid"/>
+        <w:tblW w:type="auto" w:w="0"/>
+        <w:tblLook w:firstColumn="1" w:firstRow="1" w:lastColumn="0" w:lastRow="0" w:noHBand="0" w:noVBand="1" w:val="04A0"/>
+      </w:tblPr>
+      <w:tblGrid>
+        <w:gridCol w:w="1728"/>
+        <w:gridCol w:w="1728"/>
+        <w:gridCol w:w="1728"/>
+        <w:gridCol w:w="1728"/>
+        <w:gridCol w:w="1728"/>
+      </w:tblGrid>
+      <w:tr>
+        <w:tc>
+          <w:tcPr>
+            <w:tcW w:type="dxa" w:w="1728"/>
+          </w:tcPr>
+          <w:p>
+            <w:r>
+              <w:rPr>
+                <w:b/>
+                <w:sz w:val="18"/>
+              </w:rPr>
+              <w:t>Predictor</w:t>
+            </w:r>
+          </w:p>
+        </w:tc>
+        <w:tc>
+          <w:tcPr>
+            <w:tcW w:type="dxa" w:w="1728"/>
+          </w:tcPr>
+          <w:p>
+            <w:r>
+              <w:rPr>
+                <w:b/>
+                <w:sz w:val="18"/>
+              </w:rPr>
+              <w:t>Direction</w:t>
+            </w:r>
+          </w:p>
+        </w:tc>
+        <w:tc>
+          <w:tcPr>
+            <w:tcW w:type="dxa" w:w="1728"/>
+          </w:tcPr>
+          <w:p>
+            <w:r>
+              <w:rPr>
+                <w:b/>
+                <w:sz w:val="18"/>
+              </w:rPr>
+              <w:t>Boot mean coef</w:t>
+            </w:r>
+          </w:p>
+        </w:tc>
+        <w:tc>
+          <w:tcPr>
+            <w:tcW w:type="dxa" w:w="1728"/>
+          </w:tcPr>
+          <w:p>
+            <w:r>
+              <w:rPr>
+                <w:b/>
+                <w:sz w:val="18"/>
+              </w:rPr>
+              <w:t>Selection freq</w:t>
+            </w:r>
+          </w:p>
+        </w:tc>
+        <w:tc>
+          <w:tcPr>
+            <w:tcW w:type="dxa" w:w="1728"/>
+          </w:tcPr>
+          <w:p>
+            <w:r>
+              <w:rPr>
+                <w:b/>
+                <w:sz w:val="18"/>
+              </w:rPr>
+              <w:t>Stable</w:t>
+            </w:r>
+          </w:p>
+        </w:tc>
+      </w:tr>
+      <w:tr>
+        <w:tc>
+          <w:tcPr>
+            <w:tcW w:type="dxa" w:w="1728"/>
+          </w:tcPr>
+          <w:p>
+            <w:r>
+              <w:rPr>
+                <w:sz w:val="18"/>
+              </w:rPr>
+              <w:t>BBS1</w:t>
+            </w:r>
+          </w:p>
+        </w:tc>
+        <w:tc>
+          <w:tcPr>
+            <w:tcW w:type="dxa" w:w="1728"/>
+          </w:tcPr>
+          <w:p>
+            <w:r>
+              <w:rPr>
+                <w:sz w:val="18"/>
+              </w:rPr>
+              <w:t>Positive</w:t>
+            </w:r>
+          </w:p>
+        </w:tc>
+        <w:tc>
+          <w:tcPr>
+            <w:tcW w:type="dxa" w:w="1728"/>
+          </w:tcPr>
+          <w:p>
+            <w:r>
+              <w:rPr>
+                <w:sz w:val="18"/>
+              </w:rPr>
+              <w:t>68.4196</w:t>
+            </w:r>
+          </w:p>
+        </w:tc>
+        <w:tc>
+          <w:tcPr>
+            <w:tcW w:type="dxa" w:w="1728"/>
+          </w:tcPr>
+          <w:p>
+            <w:r>
+              <w:rPr>
+                <w:sz w:val="18"/>
+              </w:rPr>
+              <w:t>1.000</w:t>
+            </w:r>
+          </w:p>
+        </w:tc>
+        <w:tc>
+          <w:tcPr>
+            <w:tcW w:type="dxa" w:w="1728"/>
+          </w:tcPr>
+          <w:p>
+            <w:r>
+              <w:rPr>
+                <w:sz w:val="18"/>
+              </w:rPr>
+              <w:t>Yes</w:t>
+            </w:r>
+          </w:p>
+        </w:tc>
+      </w:tr>
+      <w:tr>
+        <w:tc>
+          <w:tcPr>
+            <w:tcW w:type="dxa" w:w="1728"/>
+          </w:tcPr>
+          <w:p>
+            <w:r>
+              <w:rPr>
+                <w:sz w:val="18"/>
+              </w:rPr>
+              <w:t>Gait_Speed_1_Imputed</w:t>
+            </w:r>
+          </w:p>
+        </w:tc>
+        <w:tc>
+          <w:tcPr>
+            <w:tcW w:type="dxa" w:w="1728"/>
+          </w:tcPr>
+          <w:p>
+            <w:r>
+              <w:rPr>
+                <w:sz w:val="18"/>
+              </w:rPr>
+              <w:t>Positive</w:t>
+            </w:r>
+          </w:p>
+        </w:tc>
+        <w:tc>
+          <w:tcPr>
+            <w:tcW w:type="dxa" w:w="1728"/>
+          </w:tcPr>
+          <w:p>
+            <w:r>
+              <w:rPr>
+                <w:sz w:val="18"/>
+              </w:rPr>
+              <w:t>38.0725</w:t>
+            </w:r>
+          </w:p>
+        </w:tc>
+        <w:tc>
+          <w:tcPr>
+            <w:tcW w:type="dxa" w:w="1728"/>
+          </w:tcPr>
+          <w:p>
+            <w:r>
+              <w:rPr>
+                <w:sz w:val="18"/>
+              </w:rPr>
+              <w:t>1.000</w:t>
+            </w:r>
+          </w:p>
+        </w:tc>
+        <w:tc>
+          <w:tcPr>
+            <w:tcW w:type="dxa" w:w="1728"/>
+          </w:tcPr>
+          <w:p>
+            <w:r>
+              <w:rPr>
+                <w:sz w:val="18"/>
+              </w:rPr>
+              <w:t>Yes</w:t>
+            </w:r>
+          </w:p>
+        </w:tc>
+      </w:tr>
+      <w:tr>
+        <w:tc>
+          <w:tcPr>
+            <w:tcW w:type="dxa" w:w="1728"/>
+          </w:tcPr>
+          <w:p>
+            <w:r>
+              <w:rPr>
+                <w:sz w:val="18"/>
+              </w:rPr>
+              <w:t>Age</w:t>
+            </w:r>
+          </w:p>
+        </w:tc>
+        <w:tc>
+          <w:tcPr>
+            <w:tcW w:type="dxa" w:w="1728"/>
+          </w:tcPr>
+          <w:p>
+            <w:r>
+              <w:rPr>
+                <w:sz w:val="18"/>
+              </w:rPr>
+              <w:t>Negative</w:t>
+            </w:r>
+          </w:p>
+        </w:tc>
+        <w:tc>
+          <w:tcPr>
+            <w:tcW w:type="dxa" w:w="1728"/>
+          </w:tcPr>
+          <w:p>
+            <w:r>
+              <w:rPr>
+                <w:sz w:val="18"/>
+              </w:rPr>
+              <w:t>-35.6015</w:t>
+            </w:r>
+          </w:p>
+        </w:tc>
+        <w:tc>
+          <w:tcPr>
+            <w:tcW w:type="dxa" w:w="1728"/>
+          </w:tcPr>
+          <w:p>
+            <w:r>
+              <w:rPr>
+                <w:sz w:val="18"/>
+              </w:rPr>
+              <w:t>1.000</w:t>
+            </w:r>
+          </w:p>
+        </w:tc>
+        <w:tc>
+          <w:tcPr>
+            <w:tcW w:type="dxa" w:w="1728"/>
+          </w:tcPr>
+          <w:p>
+            <w:r>
+              <w:rPr>
+                <w:sz w:val="18"/>
+              </w:rPr>
+              <w:t>Yes</w:t>
+            </w:r>
+          </w:p>
+        </w:tc>
+      </w:tr>
+      <w:tr>
+        <w:tc>
+          <w:tcPr>
+            <w:tcW w:type="dxa" w:w="1728"/>
+          </w:tcPr>
+          <w:p>
+            <w:r>
+              <w:rPr>
+                <w:sz w:val="18"/>
+              </w:rPr>
+              <w:t>Sex, F0 M1</w:t>
+            </w:r>
+          </w:p>
+        </w:tc>
+        <w:tc>
+          <w:tcPr>
+            <w:tcW w:type="dxa" w:w="1728"/>
+          </w:tcPr>
+          <w:p>
+            <w:r>
+              <w:rPr>
+                <w:sz w:val="18"/>
+              </w:rPr>
+              <w:t>Positive</w:t>
+            </w:r>
+          </w:p>
+        </w:tc>
+        <w:tc>
+          <w:tcPr>
+            <w:tcW w:type="dxa" w:w="1728"/>
+          </w:tcPr>
+          <w:p>
+            <w:r>
+              <w:rPr>
+                <w:sz w:val="18"/>
+              </w:rPr>
+              <w:t>17.4130</w:t>
+            </w:r>
+          </w:p>
+        </w:tc>
+        <w:tc>
+          <w:tcPr>
+            <w:tcW w:type="dxa" w:w="1728"/>
+          </w:tcPr>
+          <w:p>
+            <w:r>
+              <w:rPr>
+                <w:sz w:val="18"/>
+              </w:rPr>
+              <w:t>0.999</w:t>
+            </w:r>
+          </w:p>
+        </w:tc>
+        <w:tc>
+          <w:tcPr>
+            <w:tcW w:type="dxa" w:w="1728"/>
+          </w:tcPr>
+          <w:p>
+            <w:r>
+              <w:rPr>
+                <w:sz w:val="18"/>
+              </w:rPr>
+              <w:t>Yes</w:t>
+            </w:r>
+          </w:p>
+        </w:tc>
+      </w:tr>
+    </w:tbl>
+    <w:p/>
+    <w:p>
+      <w:r>
+        <w:rPr>
+          <w:b/>
+        </w:rPr>
+        <w:t>Model 5: demographics + functional T1 + T1T2 improvement</w:t>
+      </w:r>
+    </w:p>
+    <w:p>
+      <w:r>
+        <w:rPr>
+          <w:sz w:val="18"/>
+        </w:rPr>
+        <w:t>This model used 21 candidate predictors and ranked with CV R² 0.4931, CV MAE 94.12 m, and an apparent-minus-OOF R² gap of 0.0636. It retained 16 stable predictors out of 19 non-zero full-fit coefficients.</w:t>
+      </w:r>
+    </w:p>
+    <w:p>
+      <w:r>
+        <w:rPr>
+          <w:sz w:val="16"/>
+        </w:rPr>
+        <w:t>Top positive contributors: BBS1 (+69.1; freq 100%), Gait_Speed_1_Imputed (+37.7; freq 100%), Sex, F0 M1 (+15.2; freq 100%), FuglUE1 (+24.3; freq 100%), BBS_T1T2_Change (+34.0; freq 99%).</w:t>
+      </w:r>
+    </w:p>
+    <w:p>
+      <w:r>
+        <w:rPr>
+          <w:sz w:val="16"/>
+        </w:rPr>
+        <w:t>Top negative contributors: Age (-35.0; freq 100%), MNA1 (-12.3; freq 98%), MRS1 (-14.6; freq 96%), MRS_T1T2_Change (-26.9; freq 95%), FuglSEN_T1T2_Change (-18.6; freq 89%).</w:t>
+      </w:r>
+    </w:p>
+    <w:tbl>
+      <w:tblPr>
+        <w:tblStyle w:val="TableGrid"/>
+        <w:tblW w:type="auto" w:w="0"/>
+        <w:tblLook w:firstColumn="1" w:firstRow="1" w:lastColumn="0" w:lastRow="0" w:noHBand="0" w:noVBand="1" w:val="04A0"/>
+      </w:tblPr>
+      <w:tblGrid>
+        <w:gridCol w:w="1728"/>
+        <w:gridCol w:w="1728"/>
+        <w:gridCol w:w="1728"/>
+        <w:gridCol w:w="1728"/>
+        <w:gridCol w:w="1728"/>
+      </w:tblGrid>
+      <w:tr>
+        <w:tc>
+          <w:tcPr>
+            <w:tcW w:type="dxa" w:w="1728"/>
+          </w:tcPr>
+          <w:p>
+            <w:r>
+              <w:rPr>
+                <w:b/>
+                <w:sz w:val="18"/>
+              </w:rPr>
+              <w:t>Predictor</w:t>
+            </w:r>
+          </w:p>
+        </w:tc>
+        <w:tc>
+          <w:tcPr>
+            <w:tcW w:type="dxa" w:w="1728"/>
+          </w:tcPr>
+          <w:p>
+            <w:r>
+              <w:rPr>
+                <w:b/>
+                <w:sz w:val="18"/>
+              </w:rPr>
+              <w:t>Direction</w:t>
+            </w:r>
+          </w:p>
+        </w:tc>
+        <w:tc>
+          <w:tcPr>
+            <w:tcW w:type="dxa" w:w="1728"/>
+          </w:tcPr>
+          <w:p>
+            <w:r>
+              <w:rPr>
+                <w:b/>
+                <w:sz w:val="18"/>
+              </w:rPr>
+              <w:t>Boot mean coef</w:t>
+            </w:r>
+          </w:p>
+        </w:tc>
+        <w:tc>
+          <w:tcPr>
+            <w:tcW w:type="dxa" w:w="1728"/>
+          </w:tcPr>
+          <w:p>
+            <w:r>
+              <w:rPr>
+                <w:b/>
+                <w:sz w:val="18"/>
+              </w:rPr>
+              <w:t>Selection freq</w:t>
+            </w:r>
+          </w:p>
+        </w:tc>
+        <w:tc>
+          <w:tcPr>
+            <w:tcW w:type="dxa" w:w="1728"/>
+          </w:tcPr>
+          <w:p>
+            <w:r>
+              <w:rPr>
+                <w:b/>
+                <w:sz w:val="18"/>
+              </w:rPr>
+              <w:t>Stable</w:t>
+            </w:r>
+          </w:p>
+        </w:tc>
+      </w:tr>
+      <w:tr>
+        <w:tc>
+          <w:tcPr>
+            <w:tcW w:type="dxa" w:w="1728"/>
+          </w:tcPr>
+          <w:p>
+            <w:r>
+              <w:rPr>
+                <w:sz w:val="18"/>
+              </w:rPr>
+              <w:t>BBS1</w:t>
+            </w:r>
+          </w:p>
+        </w:tc>
+        <w:tc>
+          <w:tcPr>
+            <w:tcW w:type="dxa" w:w="1728"/>
+          </w:tcPr>
+          <w:p>
+            <w:r>
+              <w:rPr>
+                <w:sz w:val="18"/>
+              </w:rPr>
+              <w:t>Positive</w:t>
+            </w:r>
+          </w:p>
+        </w:tc>
+        <w:tc>
+          <w:tcPr>
+            <w:tcW w:type="dxa" w:w="1728"/>
+          </w:tcPr>
+          <w:p>
+            <w:r>
+              <w:rPr>
+                <w:sz w:val="18"/>
+              </w:rPr>
+              <w:t>69.0906</w:t>
+            </w:r>
+          </w:p>
+        </w:tc>
+        <w:tc>
+          <w:tcPr>
+            <w:tcW w:type="dxa" w:w="1728"/>
+          </w:tcPr>
+          <w:p>
+            <w:r>
+              <w:rPr>
+                <w:sz w:val="18"/>
+              </w:rPr>
+              <w:t>1.000</w:t>
+            </w:r>
+          </w:p>
+        </w:tc>
+        <w:tc>
+          <w:tcPr>
+            <w:tcW w:type="dxa" w:w="1728"/>
+          </w:tcPr>
+          <w:p>
+            <w:r>
+              <w:rPr>
+                <w:sz w:val="18"/>
+              </w:rPr>
+              <w:t>Yes</w:t>
+            </w:r>
+          </w:p>
+        </w:tc>
+      </w:tr>
+      <w:tr>
+        <w:tc>
+          <w:tcPr>
+            <w:tcW w:type="dxa" w:w="1728"/>
+          </w:tcPr>
+          <w:p>
+            <w:r>
+              <w:rPr>
+                <w:sz w:val="18"/>
+              </w:rPr>
+              <w:t>Gait_Speed_1_Imputed</w:t>
+            </w:r>
+          </w:p>
+        </w:tc>
+        <w:tc>
+          <w:tcPr>
+            <w:tcW w:type="dxa" w:w="1728"/>
+          </w:tcPr>
+          <w:p>
+            <w:r>
+              <w:rPr>
+                <w:sz w:val="18"/>
+              </w:rPr>
+              <w:t>Positive</w:t>
+            </w:r>
+          </w:p>
+        </w:tc>
+        <w:tc>
+          <w:tcPr>
+            <w:tcW w:type="dxa" w:w="1728"/>
+          </w:tcPr>
+          <w:p>
+            <w:r>
+              <w:rPr>
+                <w:sz w:val="18"/>
+              </w:rPr>
+              <w:t>37.7195</w:t>
+            </w:r>
+          </w:p>
+        </w:tc>
+        <w:tc>
+          <w:tcPr>
+            <w:tcW w:type="dxa" w:w="1728"/>
+          </w:tcPr>
+          <w:p>
+            <w:r>
+              <w:rPr>
+                <w:sz w:val="18"/>
+              </w:rPr>
+              <w:t>1.000</w:t>
+            </w:r>
+          </w:p>
+        </w:tc>
+        <w:tc>
+          <w:tcPr>
+            <w:tcW w:type="dxa" w:w="1728"/>
+          </w:tcPr>
+          <w:p>
+            <w:r>
+              <w:rPr>
+                <w:sz w:val="18"/>
+              </w:rPr>
+              <w:t>Yes</w:t>
+            </w:r>
+          </w:p>
+        </w:tc>
+      </w:tr>
+      <w:tr>
+        <w:tc>
+          <w:tcPr>
+            <w:tcW w:type="dxa" w:w="1728"/>
+          </w:tcPr>
+          <w:p>
+            <w:r>
+              <w:rPr>
+                <w:sz w:val="18"/>
+              </w:rPr>
+              <w:t>Age</w:t>
+            </w:r>
+          </w:p>
+        </w:tc>
+        <w:tc>
+          <w:tcPr>
+            <w:tcW w:type="dxa" w:w="1728"/>
+          </w:tcPr>
+          <w:p>
+            <w:r>
+              <w:rPr>
+                <w:sz w:val="18"/>
+              </w:rPr>
+              <w:t>Negative</w:t>
+            </w:r>
+          </w:p>
+        </w:tc>
+        <w:tc>
+          <w:tcPr>
+            <w:tcW w:type="dxa" w:w="1728"/>
+          </w:tcPr>
+          <w:p>
+            <w:r>
+              <w:rPr>
+                <w:sz w:val="18"/>
+              </w:rPr>
+              <w:t>-34.9633</w:t>
+            </w:r>
+          </w:p>
+        </w:tc>
+        <w:tc>
+          <w:tcPr>
+            <w:tcW w:type="dxa" w:w="1728"/>
+          </w:tcPr>
+          <w:p>
+            <w:r>
+              <w:rPr>
+                <w:sz w:val="18"/>
+              </w:rPr>
+              <w:t>1.000</w:t>
+            </w:r>
+          </w:p>
+        </w:tc>
+        <w:tc>
+          <w:tcPr>
+            <w:tcW w:type="dxa" w:w="1728"/>
+          </w:tcPr>
+          <w:p>
+            <w:r>
+              <w:rPr>
+                <w:sz w:val="18"/>
+              </w:rPr>
+              <w:t>Yes</w:t>
+            </w:r>
+          </w:p>
+        </w:tc>
+      </w:tr>
+      <w:tr>
+        <w:tc>
+          <w:tcPr>
+            <w:tcW w:type="dxa" w:w="1728"/>
+          </w:tcPr>
+          <w:p>
+            <w:r>
+              <w:rPr>
+                <w:sz w:val="18"/>
+              </w:rPr>
+              <w:t>Sex, F0 M1</w:t>
+            </w:r>
+          </w:p>
+        </w:tc>
+        <w:tc>
+          <w:tcPr>
+            <w:tcW w:type="dxa" w:w="1728"/>
+          </w:tcPr>
+          <w:p>
+            <w:r>
+              <w:rPr>
+                <w:sz w:val="18"/>
+              </w:rPr>
+              <w:t>Positive</w:t>
+            </w:r>
+          </w:p>
+        </w:tc>
+        <w:tc>
+          <w:tcPr>
+            <w:tcW w:type="dxa" w:w="1728"/>
+          </w:tcPr>
+          <w:p>
+            <w:r>
+              <w:rPr>
+                <w:sz w:val="18"/>
+              </w:rPr>
+              <w:t>15.1798</w:t>
+            </w:r>
+          </w:p>
+        </w:tc>
+        <w:tc>
+          <w:tcPr>
+            <w:tcW w:type="dxa" w:w="1728"/>
+          </w:tcPr>
+          <w:p>
+            <w:r>
+              <w:rPr>
+                <w:sz w:val="18"/>
+              </w:rPr>
+              <w:t>1.000</w:t>
+            </w:r>
+          </w:p>
+        </w:tc>
+        <w:tc>
+          <w:tcPr>
+            <w:tcW w:type="dxa" w:w="1728"/>
+          </w:tcPr>
+          <w:p>
+            <w:r>
+              <w:rPr>
+                <w:sz w:val="18"/>
+              </w:rPr>
+              <w:t>Yes</w:t>
+            </w:r>
+          </w:p>
+        </w:tc>
+      </w:tr>
+      <w:tr>
+        <w:tc>
+          <w:tcPr>
+            <w:tcW w:type="dxa" w:w="1728"/>
+          </w:tcPr>
+          <w:p>
+            <w:r>
+              <w:rPr>
+                <w:sz w:val="18"/>
+              </w:rPr>
+              <w:t>FuglUE1</w:t>
+            </w:r>
+          </w:p>
+        </w:tc>
+        <w:tc>
+          <w:tcPr>
+            <w:tcW w:type="dxa" w:w="1728"/>
+          </w:tcPr>
+          <w:p>
+            <w:r>
+              <w:rPr>
+                <w:sz w:val="18"/>
+              </w:rPr>
+              <w:t>Positive</w:t>
+            </w:r>
+          </w:p>
+        </w:tc>
+        <w:tc>
+          <w:tcPr>
+            <w:tcW w:type="dxa" w:w="1728"/>
+          </w:tcPr>
+          <w:p>
+            <w:r>
+              <w:rPr>
+                <w:sz w:val="18"/>
+              </w:rPr>
+              <w:t>24.2584</w:t>
+            </w:r>
+          </w:p>
+        </w:tc>
+        <w:tc>
+          <w:tcPr>
+            <w:tcW w:type="dxa" w:w="1728"/>
+          </w:tcPr>
+          <w:p>
+            <w:r>
+              <w:rPr>
+                <w:sz w:val="18"/>
+              </w:rPr>
+              <w:t>0.999</w:t>
+            </w:r>
+          </w:p>
+        </w:tc>
+        <w:tc>
+          <w:tcPr>
+            <w:tcW w:type="dxa" w:w="1728"/>
+          </w:tcPr>
+          <w:p>
+            <w:r>
+              <w:rPr>
+                <w:sz w:val="18"/>
+              </w:rPr>
+              <w:t>Yes</w:t>
+            </w:r>
+          </w:p>
+        </w:tc>
+      </w:tr>
+      <w:tr>
+        <w:tc>
+          <w:tcPr>
+            <w:tcW w:type="dxa" w:w="1728"/>
+          </w:tcPr>
+          <w:p>
+            <w:r>
+              <w:rPr>
+                <w:sz w:val="18"/>
+              </w:rPr>
+              <w:t>BBS_T1T2_Change</w:t>
+            </w:r>
+          </w:p>
+        </w:tc>
+        <w:tc>
+          <w:tcPr>
+            <w:tcW w:type="dxa" w:w="1728"/>
+          </w:tcPr>
+          <w:p>
+            <w:r>
+              <w:rPr>
+                <w:sz w:val="18"/>
+              </w:rPr>
+              <w:t>Positive</w:t>
+            </w:r>
+          </w:p>
+        </w:tc>
+        <w:tc>
+          <w:tcPr>
+            <w:tcW w:type="dxa" w:w="1728"/>
+          </w:tcPr>
+          <w:p>
+            <w:r>
+              <w:rPr>
+                <w:sz w:val="18"/>
+              </w:rPr>
+              <w:t>33.9687</w:t>
+            </w:r>
+          </w:p>
+        </w:tc>
+        <w:tc>
+          <w:tcPr>
+            <w:tcW w:type="dxa" w:w="1728"/>
+          </w:tcPr>
+          <w:p>
+            <w:r>
+              <w:rPr>
+                <w:sz w:val="18"/>
+              </w:rPr>
+              <w:t>0.994</w:t>
+            </w:r>
+          </w:p>
+        </w:tc>
+        <w:tc>
+          <w:tcPr>
+            <w:tcW w:type="dxa" w:w="1728"/>
+          </w:tcPr>
+          <w:p>
+            <w:r>
+              <w:rPr>
+                <w:sz w:val="18"/>
+              </w:rPr>
+              <w:t>Yes</w:t>
+            </w:r>
+          </w:p>
+        </w:tc>
+      </w:tr>
+      <w:tr>
+        <w:tc>
+          <w:tcPr>
+            <w:tcW w:type="dxa" w:w="1728"/>
+          </w:tcPr>
+          <w:p>
+            <w:r>
+              <w:rPr>
+                <w:sz w:val="18"/>
+              </w:rPr>
+              <w:t>EuroQoL5D1</w:t>
+            </w:r>
+          </w:p>
+        </w:tc>
+        <w:tc>
+          <w:tcPr>
+            <w:tcW w:type="dxa" w:w="1728"/>
+          </w:tcPr>
+          <w:p>
+            <w:r>
+              <w:rPr>
+                <w:sz w:val="18"/>
+              </w:rPr>
+              <w:t>Positive</w:t>
+            </w:r>
+          </w:p>
+        </w:tc>
+        <w:tc>
+          <w:tcPr>
+            <w:tcW w:type="dxa" w:w="1728"/>
+          </w:tcPr>
+          <w:p>
+            <w:r>
+              <w:rPr>
+                <w:sz w:val="18"/>
+              </w:rPr>
+              <w:t>18.1802</w:t>
+            </w:r>
+          </w:p>
+        </w:tc>
+        <w:tc>
+          <w:tcPr>
+            <w:tcW w:type="dxa" w:w="1728"/>
+          </w:tcPr>
+          <w:p>
+            <w:r>
+              <w:rPr>
+                <w:sz w:val="18"/>
+              </w:rPr>
+              <w:t>0.990</w:t>
+            </w:r>
+          </w:p>
+        </w:tc>
+        <w:tc>
+          <w:tcPr>
+            <w:tcW w:type="dxa" w:w="1728"/>
+          </w:tcPr>
+          <w:p>
+            <w:r>
+              <w:rPr>
+                <w:sz w:val="18"/>
+              </w:rPr>
+              <w:t>Yes</w:t>
+            </w:r>
+          </w:p>
+        </w:tc>
+      </w:tr>
+      <w:tr>
+        <w:tc>
+          <w:tcPr>
+            <w:tcW w:type="dxa" w:w="1728"/>
+          </w:tcPr>
+          <w:p>
+            <w:r>
+              <w:rPr>
+                <w:sz w:val="18"/>
+              </w:rPr>
+              <w:t>MNA1</w:t>
+            </w:r>
+          </w:p>
+        </w:tc>
+        <w:tc>
+          <w:tcPr>
+            <w:tcW w:type="dxa" w:w="1728"/>
+          </w:tcPr>
+          <w:p>
+            <w:r>
+              <w:rPr>
+                <w:sz w:val="18"/>
+              </w:rPr>
+              <w:t>Negative</w:t>
+            </w:r>
+          </w:p>
+        </w:tc>
+        <w:tc>
+          <w:tcPr>
+            <w:tcW w:type="dxa" w:w="1728"/>
+          </w:tcPr>
+          <w:p>
+            <w:r>
+              <w:rPr>
+                <w:sz w:val="18"/>
+              </w:rPr>
+              <w:t>-12.3319</w:t>
+            </w:r>
+          </w:p>
+        </w:tc>
+        <w:tc>
+          <w:tcPr>
+            <w:tcW w:type="dxa" w:w="1728"/>
+          </w:tcPr>
+          <w:p>
+            <w:r>
+              <w:rPr>
+                <w:sz w:val="18"/>
+              </w:rPr>
+              <w:t>0.978</w:t>
+            </w:r>
+          </w:p>
+        </w:tc>
+        <w:tc>
+          <w:tcPr>
+            <w:tcW w:type="dxa" w:w="1728"/>
+          </w:tcPr>
+          <w:p>
+            <w:r>
+              <w:rPr>
+                <w:sz w:val="18"/>
+              </w:rPr>
+              <w:t>Yes</w:t>
+            </w:r>
+          </w:p>
+        </w:tc>
+      </w:tr>
+    </w:tbl>
+    <w:p/>
+    <w:p>
+      <w:r>
+        <w:rPr>
+          <w:b/>
+        </w:rPr>
+        <w:t>Model 6 (reference – original Model 2): demographic + stroke info + comorbidities + acute complications + NIHSS out</w:t>
+      </w:r>
+    </w:p>
+    <w:p>
+      <w:r>
+        <w:rPr>
+          <w:sz w:val="18"/>
+        </w:rPr>
+        <w:t>This model used 49 candidate predictors and ranked with CV R² 0.2442, CV MAE 119.57 m, and an apparent-minus-OOF R² gap of 0.0900. It retained 22 stable predictors out of 24 non-zero full-fit coefficients.</w:t>
+      </w:r>
+    </w:p>
+    <w:p>
+      <w:r>
+        <w:rPr>
+          <w:sz w:val="16"/>
+        </w:rPr>
+        <w:t>Top positive contributors: GIB (+19.4; freq 100%), Dyslipidemia (+13.5; freq 99%), Sex, F0 M1 (+14.5; freq 99%), LVS (+8.0; freq 87%), OrderOut (+8.5; freq 83%).</w:t>
+      </w:r>
+    </w:p>
+    <w:p>
+      <w:r>
+        <w:rPr>
+          <w:sz w:val="16"/>
+        </w:rPr>
+        <w:t>Top negative contributors: Age (-56.5; freq 100%), OldStroke (-18.9; freq 100%), RLOut (-33.9; freq 99%), LUOut (-28.1; freq 99%), LLOut (-27.8; freq 99%).</w:t>
+      </w:r>
+    </w:p>
+    <w:tbl>
+      <w:tblPr>
+        <w:tblStyle w:val="TableGrid"/>
+        <w:tblW w:type="auto" w:w="0"/>
+        <w:tblLook w:firstColumn="1" w:firstRow="1" w:lastColumn="0" w:lastRow="0" w:noHBand="0" w:noVBand="1" w:val="04A0"/>
+      </w:tblPr>
+      <w:tblGrid>
+        <w:gridCol w:w="1728"/>
+        <w:gridCol w:w="1728"/>
+        <w:gridCol w:w="1728"/>
+        <w:gridCol w:w="1728"/>
+        <w:gridCol w:w="1728"/>
+      </w:tblGrid>
+      <w:tr>
+        <w:tc>
+          <w:tcPr>
+            <w:tcW w:type="dxa" w:w="1728"/>
+          </w:tcPr>
+          <w:p>
+            <w:r>
+              <w:rPr>
+                <w:b/>
+                <w:sz w:val="18"/>
+              </w:rPr>
+              <w:t>Predictor</w:t>
+            </w:r>
+          </w:p>
+        </w:tc>
+        <w:tc>
+          <w:tcPr>
+            <w:tcW w:type="dxa" w:w="1728"/>
+          </w:tcPr>
+          <w:p>
+            <w:r>
+              <w:rPr>
+                <w:b/>
+                <w:sz w:val="18"/>
+              </w:rPr>
+              <w:t>Direction</w:t>
+            </w:r>
+          </w:p>
+        </w:tc>
+        <w:tc>
+          <w:tcPr>
+            <w:tcW w:type="dxa" w:w="1728"/>
+          </w:tcPr>
+          <w:p>
+            <w:r>
+              <w:rPr>
+                <w:b/>
+                <w:sz w:val="18"/>
+              </w:rPr>
+              <w:t>Boot mean coef</w:t>
+            </w:r>
+          </w:p>
+        </w:tc>
+        <w:tc>
+          <w:tcPr>
+            <w:tcW w:type="dxa" w:w="1728"/>
+          </w:tcPr>
+          <w:p>
+            <w:r>
+              <w:rPr>
+                <w:b/>
+                <w:sz w:val="18"/>
+              </w:rPr>
+              <w:t>Selection freq</w:t>
+            </w:r>
+          </w:p>
+        </w:tc>
+        <w:tc>
+          <w:tcPr>
+            <w:tcW w:type="dxa" w:w="1728"/>
+          </w:tcPr>
+          <w:p>
+            <w:r>
+              <w:rPr>
+                <w:b/>
+                <w:sz w:val="18"/>
+              </w:rPr>
+              <w:t>Stable</w:t>
+            </w:r>
+          </w:p>
+        </w:tc>
+      </w:tr>
+      <w:tr>
+        <w:tc>
+          <w:tcPr>
+            <w:tcW w:type="dxa" w:w="1728"/>
+          </w:tcPr>
+          <w:p>
+            <w:r>
+              <w:rPr>
+                <w:sz w:val="18"/>
+              </w:rPr>
+              <w:t>Age</w:t>
+            </w:r>
+          </w:p>
+        </w:tc>
+        <w:tc>
+          <w:tcPr>
+            <w:tcW w:type="dxa" w:w="1728"/>
+          </w:tcPr>
+          <w:p>
+            <w:r>
+              <w:rPr>
+                <w:sz w:val="18"/>
+              </w:rPr>
+              <w:t>Negative</w:t>
+            </w:r>
+          </w:p>
+        </w:tc>
+        <w:tc>
+          <w:tcPr>
+            <w:tcW w:type="dxa" w:w="1728"/>
+          </w:tcPr>
+          <w:p>
+            <w:r>
+              <w:rPr>
+                <w:sz w:val="18"/>
+              </w:rPr>
+              <w:t>-56.4659</w:t>
+            </w:r>
+          </w:p>
+        </w:tc>
+        <w:tc>
+          <w:tcPr>
+            <w:tcW w:type="dxa" w:w="1728"/>
+          </w:tcPr>
+          <w:p>
+            <w:r>
+              <w:rPr>
+                <w:sz w:val="18"/>
+              </w:rPr>
+              <w:t>1.000</w:t>
+            </w:r>
+          </w:p>
+        </w:tc>
+        <w:tc>
+          <w:tcPr>
+            <w:tcW w:type="dxa" w:w="1728"/>
+          </w:tcPr>
+          <w:p>
+            <w:r>
+              <w:rPr>
+                <w:sz w:val="18"/>
+              </w:rPr>
+              <w:t>Yes</w:t>
+            </w:r>
+          </w:p>
+        </w:tc>
+      </w:tr>
+      <w:tr>
+        <w:tc>
+          <w:tcPr>
+            <w:tcW w:type="dxa" w:w="1728"/>
+          </w:tcPr>
+          <w:p>
+            <w:r>
+              <w:rPr>
+                <w:sz w:val="18"/>
+              </w:rPr>
+              <w:t>OldStroke</w:t>
+            </w:r>
+          </w:p>
+        </w:tc>
+        <w:tc>
+          <w:tcPr>
+            <w:tcW w:type="dxa" w:w="1728"/>
+          </w:tcPr>
+          <w:p>
+            <w:r>
+              <w:rPr>
+                <w:sz w:val="18"/>
+              </w:rPr>
+              <w:t>Negative</w:t>
+            </w:r>
+          </w:p>
+        </w:tc>
+        <w:tc>
+          <w:tcPr>
+            <w:tcW w:type="dxa" w:w="1728"/>
+          </w:tcPr>
+          <w:p>
+            <w:r>
+              <w:rPr>
+                <w:sz w:val="18"/>
+              </w:rPr>
+              <w:t>-18.9402</w:t>
+            </w:r>
+          </w:p>
+        </w:tc>
+        <w:tc>
+          <w:tcPr>
+            <w:tcW w:type="dxa" w:w="1728"/>
+          </w:tcPr>
+          <w:p>
+            <w:r>
+              <w:rPr>
+                <w:sz w:val="18"/>
+              </w:rPr>
+              <w:t>1.000</w:t>
+            </w:r>
+          </w:p>
+        </w:tc>
+        <w:tc>
+          <w:tcPr>
+            <w:tcW w:type="dxa" w:w="1728"/>
+          </w:tcPr>
+          <w:p>
+            <w:r>
+              <w:rPr>
+                <w:sz w:val="18"/>
+              </w:rPr>
+              <w:t>Yes</w:t>
+            </w:r>
+          </w:p>
+        </w:tc>
+      </w:tr>
+      <w:tr>
+        <w:tc>
+          <w:tcPr>
+            <w:tcW w:type="dxa" w:w="1728"/>
+          </w:tcPr>
+          <w:p>
+            <w:r>
+              <w:rPr>
+                <w:sz w:val="18"/>
+              </w:rPr>
+              <w:t>GIB</w:t>
+            </w:r>
+          </w:p>
+        </w:tc>
+        <w:tc>
+          <w:tcPr>
+            <w:tcW w:type="dxa" w:w="1728"/>
+          </w:tcPr>
+          <w:p>
+            <w:r>
+              <w:rPr>
+                <w:sz w:val="18"/>
+              </w:rPr>
+              <w:t>Positive</w:t>
+            </w:r>
+          </w:p>
+        </w:tc>
+        <w:tc>
+          <w:tcPr>
+            <w:tcW w:type="dxa" w:w="1728"/>
+          </w:tcPr>
+          <w:p>
+            <w:r>
+              <w:rPr>
+                <w:sz w:val="18"/>
+              </w:rPr>
+              <w:t>19.4427</w:t>
+            </w:r>
+          </w:p>
+        </w:tc>
+        <w:tc>
+          <w:tcPr>
+            <w:tcW w:type="dxa" w:w="1728"/>
+          </w:tcPr>
+          <w:p>
+            <w:r>
+              <w:rPr>
+                <w:sz w:val="18"/>
+              </w:rPr>
+              <w:t>0.999</w:t>
+            </w:r>
+          </w:p>
+        </w:tc>
+        <w:tc>
+          <w:tcPr>
+            <w:tcW w:type="dxa" w:w="1728"/>
+          </w:tcPr>
+          <w:p>
+            <w:r>
+              <w:rPr>
+                <w:sz w:val="18"/>
+              </w:rPr>
+              <w:t>Yes</w:t>
+            </w:r>
+          </w:p>
+        </w:tc>
+      </w:tr>
+      <w:tr>
+        <w:tc>
+          <w:tcPr>
+            <w:tcW w:type="dxa" w:w="1728"/>
+          </w:tcPr>
+          <w:p>
+            <w:r>
+              <w:rPr>
+                <w:sz w:val="18"/>
+              </w:rPr>
+              <w:t>RLOut</w:t>
+            </w:r>
+          </w:p>
+        </w:tc>
+        <w:tc>
+          <w:tcPr>
+            <w:tcW w:type="dxa" w:w="1728"/>
+          </w:tcPr>
+          <w:p>
+            <w:r>
+              <w:rPr>
+                <w:sz w:val="18"/>
+              </w:rPr>
+              <w:t>Negative</w:t>
+            </w:r>
+          </w:p>
+        </w:tc>
+        <w:tc>
+          <w:tcPr>
+            <w:tcW w:type="dxa" w:w="1728"/>
+          </w:tcPr>
+          <w:p>
+            <w:r>
+              <w:rPr>
+                <w:sz w:val="18"/>
+              </w:rPr>
+              <w:t>-33.9492</w:t>
+            </w:r>
+          </w:p>
+        </w:tc>
+        <w:tc>
+          <w:tcPr>
+            <w:tcW w:type="dxa" w:w="1728"/>
+          </w:tcPr>
+          <w:p>
+            <w:r>
+              <w:rPr>
+                <w:sz w:val="18"/>
+              </w:rPr>
+              <w:t>0.994</w:t>
+            </w:r>
+          </w:p>
+        </w:tc>
+        <w:tc>
+          <w:tcPr>
+            <w:tcW w:type="dxa" w:w="1728"/>
+          </w:tcPr>
+          <w:p>
+            <w:r>
+              <w:rPr>
+                <w:sz w:val="18"/>
+              </w:rPr>
+              <w:t>Yes</w:t>
+            </w:r>
+          </w:p>
+        </w:tc>
+      </w:tr>
+      <w:tr>
+        <w:tc>
+          <w:tcPr>
+            <w:tcW w:type="dxa" w:w="1728"/>
+          </w:tcPr>
+          <w:p>
+            <w:r>
+              <w:rPr>
+                <w:sz w:val="18"/>
+              </w:rPr>
+              <w:t>LUOut</w:t>
+            </w:r>
+          </w:p>
+        </w:tc>
+        <w:tc>
+          <w:tcPr>
+            <w:tcW w:type="dxa" w:w="1728"/>
+          </w:tcPr>
+          <w:p>
+            <w:r>
+              <w:rPr>
+                <w:sz w:val="18"/>
+              </w:rPr>
+              <w:t>Negative</w:t>
+            </w:r>
+          </w:p>
+        </w:tc>
+        <w:tc>
+          <w:tcPr>
+            <w:tcW w:type="dxa" w:w="1728"/>
+          </w:tcPr>
+          <w:p>
+            <w:r>
+              <w:rPr>
+                <w:sz w:val="18"/>
+              </w:rPr>
+              <w:t>-28.1268</w:t>
+            </w:r>
+          </w:p>
+        </w:tc>
+        <w:tc>
+          <w:tcPr>
+            <w:tcW w:type="dxa" w:w="1728"/>
+          </w:tcPr>
+          <w:p>
+            <w:r>
+              <w:rPr>
+                <w:sz w:val="18"/>
+              </w:rPr>
+              <w:t>0.989</w:t>
+            </w:r>
+          </w:p>
+        </w:tc>
+        <w:tc>
+          <w:tcPr>
+            <w:tcW w:type="dxa" w:w="1728"/>
+          </w:tcPr>
+          <w:p>
+            <w:r>
+              <w:rPr>
+                <w:sz w:val="18"/>
+              </w:rPr>
+              <w:t>Yes</w:t>
+            </w:r>
+          </w:p>
+        </w:tc>
+      </w:tr>
+      <w:tr>
+        <w:tc>
+          <w:tcPr>
+            <w:tcW w:type="dxa" w:w="1728"/>
+          </w:tcPr>
+          <w:p>
+            <w:r>
+              <w:rPr>
+                <w:sz w:val="18"/>
+              </w:rPr>
+              <w:t>LLOut</w:t>
+            </w:r>
+          </w:p>
+        </w:tc>
+        <w:tc>
+          <w:tcPr>
+            <w:tcW w:type="dxa" w:w="1728"/>
+          </w:tcPr>
+          <w:p>
+            <w:r>
+              <w:rPr>
+                <w:sz w:val="18"/>
+              </w:rPr>
+              <w:t>Negative</w:t>
+            </w:r>
+          </w:p>
+        </w:tc>
+        <w:tc>
+          <w:tcPr>
+            <w:tcW w:type="dxa" w:w="1728"/>
+          </w:tcPr>
+          <w:p>
+            <w:r>
+              <w:rPr>
+                <w:sz w:val="18"/>
+              </w:rPr>
+              <w:t>-27.7534</w:t>
+            </w:r>
+          </w:p>
+        </w:tc>
+        <w:tc>
+          <w:tcPr>
+            <w:tcW w:type="dxa" w:w="1728"/>
+          </w:tcPr>
+          <w:p>
+            <w:r>
+              <w:rPr>
+                <w:sz w:val="18"/>
+              </w:rPr>
+              <w:t>0.989</w:t>
+            </w:r>
+          </w:p>
+        </w:tc>
+        <w:tc>
+          <w:tcPr>
+            <w:tcW w:type="dxa" w:w="1728"/>
+          </w:tcPr>
+          <w:p>
+            <w:r>
+              <w:rPr>
+                <w:sz w:val="18"/>
+              </w:rPr>
+              <w:t>Yes</w:t>
+            </w:r>
+          </w:p>
+        </w:tc>
+      </w:tr>
+      <w:tr>
+        <w:tc>
+          <w:tcPr>
+            <w:tcW w:type="dxa" w:w="1728"/>
+          </w:tcPr>
+          <w:p>
+            <w:r>
+              <w:rPr>
+                <w:sz w:val="18"/>
+              </w:rPr>
+              <w:t>Dyslipidemia</w:t>
+            </w:r>
+          </w:p>
+        </w:tc>
+        <w:tc>
+          <w:tcPr>
+            <w:tcW w:type="dxa" w:w="1728"/>
+          </w:tcPr>
+          <w:p>
+            <w:r>
+              <w:rPr>
+                <w:sz w:val="18"/>
+              </w:rPr>
+              <w:t>Positive</w:t>
+            </w:r>
+          </w:p>
+        </w:tc>
+        <w:tc>
+          <w:tcPr>
+            <w:tcW w:type="dxa" w:w="1728"/>
+          </w:tcPr>
+          <w:p>
+            <w:r>
+              <w:rPr>
+                <w:sz w:val="18"/>
+              </w:rPr>
+              <w:t>13.5100</w:t>
+            </w:r>
+          </w:p>
+        </w:tc>
+        <w:tc>
+          <w:tcPr>
+            <w:tcW w:type="dxa" w:w="1728"/>
+          </w:tcPr>
+          <w:p>
+            <w:r>
+              <w:rPr>
+                <w:sz w:val="18"/>
+              </w:rPr>
+              <w:t>0.989</w:t>
+            </w:r>
+          </w:p>
+        </w:tc>
+        <w:tc>
+          <w:tcPr>
+            <w:tcW w:type="dxa" w:w="1728"/>
+          </w:tcPr>
+          <w:p>
+            <w:r>
+              <w:rPr>
+                <w:sz w:val="18"/>
+              </w:rPr>
+              <w:t>Yes</w:t>
+            </w:r>
+          </w:p>
+        </w:tc>
+      </w:tr>
+      <w:tr>
+        <w:tc>
+          <w:tcPr>
+            <w:tcW w:type="dxa" w:w="1728"/>
+          </w:tcPr>
+          <w:p>
+            <w:r>
+              <w:rPr>
+                <w:sz w:val="18"/>
+              </w:rPr>
+              <w:t>Sex, F0 M1</w:t>
+            </w:r>
+          </w:p>
+        </w:tc>
+        <w:tc>
+          <w:tcPr>
+            <w:tcW w:type="dxa" w:w="1728"/>
+          </w:tcPr>
+          <w:p>
+            <w:r>
+              <w:rPr>
+                <w:sz w:val="18"/>
+              </w:rPr>
+              <w:t>Positive</w:t>
+            </w:r>
+          </w:p>
+        </w:tc>
+        <w:tc>
+          <w:tcPr>
+            <w:tcW w:type="dxa" w:w="1728"/>
+          </w:tcPr>
+          <w:p>
+            <w:r>
+              <w:rPr>
+                <w:sz w:val="18"/>
+              </w:rPr>
+              <w:t>14.4759</w:t>
+            </w:r>
+          </w:p>
+        </w:tc>
+        <w:tc>
+          <w:tcPr>
+            <w:tcW w:type="dxa" w:w="1728"/>
+          </w:tcPr>
+          <w:p>
+            <w:r>
+              <w:rPr>
+                <w:sz w:val="18"/>
+              </w:rPr>
+              <w:t>0.986</w:t>
+            </w:r>
+          </w:p>
+        </w:tc>
+        <w:tc>
+          <w:tcPr>
+            <w:tcW w:type="dxa" w:w="1728"/>
+          </w:tcPr>
+          <w:p>
+            <w:r>
+              <w:rPr>
+                <w:sz w:val="18"/>
+              </w:rPr>
+              <w:t>Yes</w:t>
+            </w:r>
+          </w:p>
+        </w:tc>
+      </w:tr>
+    </w:tbl>
     <w:p/>
     <w:p>
       <w:r>
@@ -1623,12 +5285,341 @@
         <w:t>Across 10 tier/scenario runs, LogisticRegression was selected for binary classification in 9/10 runs (Tier 3 Worst selected RandomForest). Weighted Ridge regression was used for all IPCW-adjusted 6MWT4 models.</w:t>
       </w:r>
     </w:p>
+    <w:tbl>
+      <w:tblPr>
+        <w:tblStyle w:val="TableGrid"/>
+        <w:tblW w:type="auto" w:w="0"/>
+        <w:tblLook w:firstColumn="1" w:firstRow="1" w:lastColumn="0" w:lastRow="0" w:noHBand="0" w:noVBand="1" w:val="04A0"/>
+      </w:tblPr>
+      <w:tblGrid>
+        <w:gridCol w:w="4320"/>
+        <w:gridCol w:w="4320"/>
+      </w:tblGrid>
+      <w:tr>
+        <w:tc>
+          <w:tcPr>
+            <w:tcW w:type="dxa" w:w="4320"/>
+          </w:tcPr>
+          <w:p>
+            <w:r>
+              <w:rPr>
+                <w:b/>
+                <w:sz w:val="18"/>
+              </w:rPr>
+              <w:t>Tier/Scenario</w:t>
+            </w:r>
+          </w:p>
+        </w:tc>
+        <w:tc>
+          <w:tcPr>
+            <w:tcW w:type="dxa" w:w="4320"/>
+          </w:tcPr>
+          <w:p>
+            <w:r>
+              <w:rPr>
+                <w:b/>
+                <w:sz w:val="18"/>
+              </w:rPr>
+              <w:t>Top weighted Ridge predictors</w:t>
+            </w:r>
+          </w:p>
+        </w:tc>
+      </w:tr>
+      <w:tr>
+        <w:tc>
+          <w:tcPr>
+            <w:tcW w:type="dxa" w:w="4320"/>
+          </w:tcPr>
+          <w:p>
+            <w:r>
+              <w:rPr>
+                <w:sz w:val="18"/>
+              </w:rPr>
+              <w:t>Tier 1 Best</w:t>
+            </w:r>
+          </w:p>
+        </w:tc>
+        <w:tc>
+          <w:tcPr>
+            <w:tcW w:type="dxa" w:w="4320"/>
+          </w:tcPr>
+          <w:p>
+            <w:r>
+              <w:rPr>
+                <w:sz w:val="18"/>
+              </w:rPr>
+              <w:t>Gait_Speed_1_Imputed (91.7), Sex, F0 M1 (35.9), MRS1 (13.7), EuroQoL5D1 (8.5), IADL1 (5.9)</w:t>
+            </w:r>
+          </w:p>
+        </w:tc>
+      </w:tr>
+      <w:tr>
+        <w:tc>
+          <w:tcPr>
+            <w:tcW w:type="dxa" w:w="4320"/>
+          </w:tcPr>
+          <w:p>
+            <w:r>
+              <w:rPr>
+                <w:sz w:val="18"/>
+              </w:rPr>
+              <w:t>Tier 1 Worst</w:t>
+            </w:r>
+          </w:p>
+        </w:tc>
+        <w:tc>
+          <w:tcPr>
+            <w:tcW w:type="dxa" w:w="4320"/>
+          </w:tcPr>
+          <w:p>
+            <w:r>
+              <w:rPr>
+                <w:sz w:val="18"/>
+              </w:rPr>
+              <w:t>Gait_Speed_1_Imputed (91.7), Sex, F0 M1 (35.9), MRS1 (13.7), EuroQoL5D1 (8.5), IADL1 (5.9)</w:t>
+            </w:r>
+          </w:p>
+        </w:tc>
+      </w:tr>
+      <w:tr>
+        <w:tc>
+          <w:tcPr>
+            <w:tcW w:type="dxa" w:w="4320"/>
+          </w:tcPr>
+          <w:p>
+            <w:r>
+              <w:rPr>
+                <w:sz w:val="18"/>
+              </w:rPr>
+              <w:t>Tier 2 Best</w:t>
+            </w:r>
+          </w:p>
+        </w:tc>
+        <w:tc>
+          <w:tcPr>
+            <w:tcW w:type="dxa" w:w="4320"/>
+          </w:tcPr>
+          <w:p>
+            <w:r>
+              <w:rPr>
+                <w:sz w:val="18"/>
+              </w:rPr>
+              <w:t>Sex, F0 M1 (34.8), MRS1 (18.7), EuroQoL5D1 (8.4), IADL1 (6.2), BBS1 (5.2)</w:t>
+            </w:r>
+          </w:p>
+        </w:tc>
+      </w:tr>
+      <w:tr>
+        <w:tc>
+          <w:tcPr>
+            <w:tcW w:type="dxa" w:w="4320"/>
+          </w:tcPr>
+          <w:p>
+            <w:r>
+              <w:rPr>
+                <w:sz w:val="18"/>
+              </w:rPr>
+              <w:t>Tier 2 Worst</w:t>
+            </w:r>
+          </w:p>
+        </w:tc>
+        <w:tc>
+          <w:tcPr>
+            <w:tcW w:type="dxa" w:w="4320"/>
+          </w:tcPr>
+          <w:p>
+            <w:r>
+              <w:rPr>
+                <w:sz w:val="18"/>
+              </w:rPr>
+              <w:t>Sex, F0 M1 (34.8), MRS1 (18.7), EuroQoL5D1 (8.4), IADL1 (6.2), BBS1 (5.2)</w:t>
+            </w:r>
+          </w:p>
+        </w:tc>
+      </w:tr>
+      <w:tr>
+        <w:tc>
+          <w:tcPr>
+            <w:tcW w:type="dxa" w:w="4320"/>
+          </w:tcPr>
+          <w:p>
+            <w:r>
+              <w:rPr>
+                <w:sz w:val="18"/>
+              </w:rPr>
+              <w:t>Tier 3 Best</w:t>
+            </w:r>
+          </w:p>
+        </w:tc>
+        <w:tc>
+          <w:tcPr>
+            <w:tcW w:type="dxa" w:w="4320"/>
+          </w:tcPr>
+          <w:p>
+            <w:r>
+              <w:rPr>
+                <w:sz w:val="18"/>
+              </w:rPr>
+              <w:t>Gait_Speed_1_Imputed (84.9), ACA (58.5), Cellulitis (50.2), CKD (48.5), Dementia (44.8)</w:t>
+            </w:r>
+          </w:p>
+        </w:tc>
+      </w:tr>
+      <w:tr>
+        <w:tc>
+          <w:tcPr>
+            <w:tcW w:type="dxa" w:w="4320"/>
+          </w:tcPr>
+          <w:p>
+            <w:r>
+              <w:rPr>
+                <w:sz w:val="18"/>
+              </w:rPr>
+              <w:t>Tier 3 Worst</w:t>
+            </w:r>
+          </w:p>
+        </w:tc>
+        <w:tc>
+          <w:tcPr>
+            <w:tcW w:type="dxa" w:w="4320"/>
+          </w:tcPr>
+          <w:p>
+            <w:r>
+              <w:rPr>
+                <w:sz w:val="18"/>
+              </w:rPr>
+              <w:t>Gait_Speed_1_Imputed (84.9), ACA (58.5), Cellulitis (50.2), CKD (48.5), Dementia (44.8)</w:t>
+            </w:r>
+          </w:p>
+        </w:tc>
+      </w:tr>
+      <w:tr>
+        <w:tc>
+          <w:tcPr>
+            <w:tcW w:type="dxa" w:w="4320"/>
+          </w:tcPr>
+          <w:p>
+            <w:r>
+              <w:rPr>
+                <w:sz w:val="18"/>
+              </w:rPr>
+              <w:t>Tier 4 Best</w:t>
+            </w:r>
+          </w:p>
+        </w:tc>
+        <w:tc>
+          <w:tcPr>
+            <w:tcW w:type="dxa" w:w="4320"/>
+          </w:tcPr>
+          <w:p>
+            <w:r>
+              <w:rPr>
+                <w:sz w:val="18"/>
+              </w:rPr>
+              <w:t>ACA (57.4), Cellulitis (56.8), CKD (48.7), Dementia (41.7), OldStroke (41.2)</w:t>
+            </w:r>
+          </w:p>
+        </w:tc>
+      </w:tr>
+      <w:tr>
+        <w:tc>
+          <w:tcPr>
+            <w:tcW w:type="dxa" w:w="4320"/>
+          </w:tcPr>
+          <w:p>
+            <w:r>
+              <w:rPr>
+                <w:sz w:val="18"/>
+              </w:rPr>
+              <w:t>Tier 4 Worst</w:t>
+            </w:r>
+          </w:p>
+        </w:tc>
+        <w:tc>
+          <w:tcPr>
+            <w:tcW w:type="dxa" w:w="4320"/>
+          </w:tcPr>
+          <w:p>
+            <w:r>
+              <w:rPr>
+                <w:sz w:val="18"/>
+              </w:rPr>
+              <w:t>ACA (57.4), Cellulitis (56.8), CKD (48.7), Dementia (41.7), OldStroke (41.2)</w:t>
+            </w:r>
+          </w:p>
+        </w:tc>
+      </w:tr>
+      <w:tr>
+        <w:tc>
+          <w:tcPr>
+            <w:tcW w:type="dxa" w:w="4320"/>
+          </w:tcPr>
+          <w:p>
+            <w:r>
+              <w:rPr>
+                <w:sz w:val="18"/>
+              </w:rPr>
+              <w:t>Tier 5 Best</w:t>
+            </w:r>
+          </w:p>
+        </w:tc>
+        <w:tc>
+          <w:tcPr>
+            <w:tcW w:type="dxa" w:w="4320"/>
+          </w:tcPr>
+          <w:p>
+            <w:r>
+              <w:rPr>
+                <w:sz w:val="18"/>
+              </w:rPr>
+              <w:t>Gait_Speed_1_Imputed (109.5), MRS_T1T2_Change (35.0), Sex, F0 M1 (32.9), MRS1 (32.5), EuroQoL5D1 (15.6)</w:t>
+            </w:r>
+          </w:p>
+        </w:tc>
+      </w:tr>
+      <w:tr>
+        <w:tc>
+          <w:tcPr>
+            <w:tcW w:type="dxa" w:w="4320"/>
+          </w:tcPr>
+          <w:p>
+            <w:r>
+              <w:rPr>
+                <w:sz w:val="18"/>
+              </w:rPr>
+              <w:t>Tier 5 Worst</w:t>
+            </w:r>
+          </w:p>
+        </w:tc>
+        <w:tc>
+          <w:tcPr>
+            <w:tcW w:type="dxa" w:w="4320"/>
+          </w:tcPr>
+          <w:p>
+            <w:r>
+              <w:rPr>
+                <w:sz w:val="18"/>
+              </w:rPr>
+              <w:t>Gait_Speed_1_Imputed (109.5), MRS_T1T2_Change (35.0), Sex, F0 M1 (32.9), MRS1 (32.5), EuroQoL5D1 (15.6)</w:t>
+            </w:r>
+          </w:p>
+        </w:tc>
+      </w:tr>
+    </w:tbl>
+    <w:p>
+      <w:r>
+        <w:rPr>
+          <w:sz w:val="18"/>
+        </w:rPr>
+        <w:t>Feature-importance pattern: gait speed, sex, baseline disability, and quality-of-life measures repeatedly appear among the largest weighted Ridge coefficients in the IPCW runs, which aligns with the LASSO findings that early functional status dominates later walking-capacity prediction.</w:t>
+      </w:r>
+    </w:p>
     <w:p>
       <w:r>
         <w:rPr>
           <w:sz w:val="16"/>
         </w:rPr>
-        <w:t>Source artifacts: 20260831_LASSO_0802.docx/.py/.xlsx and 20260828_5_Tiers_1201.docx/.py/.xlsx</w:t>
+        <w:t>Source artifacts: 20260831_LASSO_1047.docx/.py/.xlsx and 20260828_5_Tiers_1201.docx/.py/.xlsx</w:t>
       </w:r>
     </w:p>
     <w:sectPr>
